--- a/lessons/9-3/downloads/reveal/teacher/9.3-homework-packet-level-1.docx
+++ b/lessons/9-3/downloads/reveal/teacher/9.3-homework-packet-level-1.docx
@@ -78,14 +78,15 @@
           <w:caps/>
           <w:color w:val="003A70"/>
           <w:spacing w:val="12"/>
-          <w:sz w:val="21"/>
+          <w:sz w:val="22"/>
           <w:szCs w:val="21"/>
         </w:rPr>
-        <w:t xml:space="preserve">Lesson 9-3  ·  Homework Packet  ·  Level 1  ·  Sheet 1 of 2</w:t>
+        <w:t xml:space="preserve">Lesson 9-3  ·  Homework Packet  ·  Supported  ·  Session 1 · pages 1–2</w:t>
       </w:r>
     </w:p>
     <w:p>
       <w:pPr>
+        <w:pStyle w:val="Heading1"/>
         <w:keepNext/>
         <w:spacing w:before="0" w:after="10" w:line="240" w:lineRule="auto"/>
       </w:pPr>
@@ -111,7 +112,7 @@
         <w:rPr>
           <w:rFonts w:ascii="Avenir Next" w:hAnsi="Avenir Next" w:cs="Avenir Next" w:eastAsia="Avenir Next"/>
           <w:color w:val="5A5F66"/>
-          <w:sz w:val="17"/>
+          <w:sz w:val="22"/>
           <w:szCs w:val="17"/>
         </w:rPr>
         <w:t xml:space="preserve">Maryland Standard 6.EE.C.9   ·   Learning target — I can write an equation that matches a table of values.</w:t>
@@ -158,6 +159,7 @@
           </w:tcPr>
           <w:p>
             <w:pPr>
+              <w:pStyle w:val="Heading2"/>
               <w:spacing w:before="0" w:after="40" w:line="264" w:lineRule="auto"/>
             </w:pPr>
             <w:r>
@@ -185,25 +187,25 @@
                 <w:rFonts w:ascii="Avenir Next" w:hAnsi="Avenir Next" w:cs="Avenir Next" w:eastAsia="Avenir Next"/>
                 <w:b/>
                 <w:color w:val="003A70"/>
+                <w:sz w:val="22"/>
+                <w:szCs w:val="18"/>
+              </w:rPr>
+              <w:t xml:space="preserve">•</w:t>
+            </w:r>
+            <w:r>
+              <w:rPr>
+                <w:rFonts w:ascii="Avenir Next" w:hAnsi="Avenir Next" w:cs="Avenir Next" w:eastAsia="Avenir Next"/>
+                <w:color w:val="1A1A1A"/>
                 <w:sz w:val="18"/>
                 <w:szCs w:val="18"/>
               </w:rPr>
-              <w:t xml:space="preserve">•</w:t>
-            </w:r>
-            <w:r>
-              <w:rPr>
-                <w:rFonts w:ascii="Avenir Next" w:hAnsi="Avenir Next" w:cs="Avenir Next" w:eastAsia="Avenir Next"/>
-                <w:color w:val="1A1A1A"/>
-                <w:sz w:val="18"/>
-                <w:szCs w:val="18"/>
-              </w:rPr>
               <w:tab/>
             </w:r>
             <w:r>
               <w:rPr>
                 <w:rFonts w:ascii="Avenir Next" w:hAnsi="Avenir Next" w:cs="Avenir Next" w:eastAsia="Avenir Next"/>
                 <w:color w:val="1A1A1A"/>
-                <w:sz w:val="18"/>
+                <w:sz w:val="22"/>
                 <w:szCs w:val="18"/>
               </w:rPr>
               <w:t xml:space="preserve">An </w:t>
@@ -213,7 +215,7 @@
                 <w:rFonts w:ascii="Avenir Next" w:hAnsi="Avenir Next" w:cs="Avenir Next" w:eastAsia="Avenir Next"/>
                 <w:b/>
                 <w:color w:val="1A1A1A"/>
-                <w:sz w:val="18"/>
+                <w:sz w:val="22"/>
                 <w:szCs w:val="18"/>
               </w:rPr>
               <w:t xml:space="preserve">equation</w:t>
@@ -222,7 +224,7 @@
               <w:rPr>
                 <w:rFonts w:ascii="Avenir Next" w:hAnsi="Avenir Next" w:cs="Avenir Next" w:eastAsia="Avenir Next"/>
                 <w:color w:val="1A1A1A"/>
-                <w:sz w:val="18"/>
+                <w:sz w:val="22"/>
                 <w:szCs w:val="18"/>
               </w:rPr>
               <w:t xml:space="preserve"> like </w:t>
@@ -232,7 +234,7 @@
                 <w:rFonts w:ascii="Avenir Next" w:hAnsi="Avenir Next" w:cs="Avenir Next" w:eastAsia="Avenir Next"/>
                 <w:i/>
                 <w:color w:val="1A1A1A"/>
-                <w:sz w:val="18"/>
+                <w:sz w:val="22"/>
                 <w:szCs w:val="18"/>
               </w:rPr>
               <w:t xml:space="preserve">y</w:t>
@@ -241,7 +243,7 @@
               <w:rPr>
                 <w:rFonts w:ascii="Avenir Next" w:hAnsi="Avenir Next" w:cs="Avenir Next" w:eastAsia="Avenir Next"/>
                 <w:color w:val="1A1A1A"/>
-                <w:sz w:val="18"/>
+                <w:sz w:val="22"/>
                 <w:szCs w:val="18"/>
               </w:rPr>
               <w:t xml:space="preserve"> = 5</w:t>
@@ -251,7 +253,7 @@
                 <w:rFonts w:ascii="Avenir Next" w:hAnsi="Avenir Next" w:cs="Avenir Next" w:eastAsia="Avenir Next"/>
                 <w:i/>
                 <w:color w:val="1A1A1A"/>
-                <w:sz w:val="18"/>
+                <w:sz w:val="22"/>
                 <w:szCs w:val="18"/>
               </w:rPr>
               <w:t xml:space="preserve">x</w:t>
@@ -260,7 +262,7 @@
               <w:rPr>
                 <w:rFonts w:ascii="Avenir Next" w:hAnsi="Avenir Next" w:cs="Avenir Next" w:eastAsia="Avenir Next"/>
                 <w:color w:val="1A1A1A"/>
-                <w:sz w:val="18"/>
+                <w:sz w:val="22"/>
                 <w:szCs w:val="18"/>
               </w:rPr>
               <w:t xml:space="preserve"> is a rule that works for </w:t>
@@ -270,7 +272,7 @@
                 <w:rFonts w:ascii="Avenir Next" w:hAnsi="Avenir Next" w:cs="Avenir Next" w:eastAsia="Avenir Next"/>
                 <w:b/>
                 <w:color w:val="1A1A1A"/>
-                <w:sz w:val="18"/>
+                <w:sz w:val="22"/>
                 <w:szCs w:val="18"/>
               </w:rPr>
               <w:t xml:space="preserve">every</w:t>
@@ -279,7 +281,7 @@
               <w:rPr>
                 <w:rFonts w:ascii="Avenir Next" w:hAnsi="Avenir Next" w:cs="Avenir Next" w:eastAsia="Avenir Next"/>
                 <w:color w:val="1A1A1A"/>
-                <w:sz w:val="18"/>
+                <w:sz w:val="22"/>
                 <w:szCs w:val="18"/>
               </w:rPr>
               <w:t xml:space="preserve"> row.</w:t>
@@ -298,25 +300,25 @@
                 <w:rFonts w:ascii="Avenir Next" w:hAnsi="Avenir Next" w:cs="Avenir Next" w:eastAsia="Avenir Next"/>
                 <w:b/>
                 <w:color w:val="003A70"/>
+                <w:sz w:val="22"/>
+                <w:szCs w:val="18"/>
+              </w:rPr>
+              <w:t xml:space="preserve">•</w:t>
+            </w:r>
+            <w:r>
+              <w:rPr>
+                <w:rFonts w:ascii="Avenir Next" w:hAnsi="Avenir Next" w:cs="Avenir Next" w:eastAsia="Avenir Next"/>
+                <w:color w:val="1A1A1A"/>
                 <w:sz w:val="18"/>
                 <w:szCs w:val="18"/>
               </w:rPr>
-              <w:t xml:space="preserve">•</w:t>
-            </w:r>
-            <w:r>
-              <w:rPr>
-                <w:rFonts w:ascii="Avenir Next" w:hAnsi="Avenir Next" w:cs="Avenir Next" w:eastAsia="Avenir Next"/>
-                <w:color w:val="1A1A1A"/>
-                <w:sz w:val="18"/>
-                <w:szCs w:val="18"/>
-              </w:rPr>
               <w:tab/>
             </w:r>
             <w:r>
               <w:rPr>
                 <w:rFonts w:ascii="Avenir Next" w:hAnsi="Avenir Next" w:cs="Avenir Next" w:eastAsia="Avenir Next"/>
                 <w:color w:val="1A1A1A"/>
-                <w:sz w:val="18"/>
+                <w:sz w:val="22"/>
                 <w:szCs w:val="18"/>
               </w:rPr>
               <w:t xml:space="preserve">Same </w:t>
@@ -326,7 +328,7 @@
                 <w:rFonts w:ascii="Avenir Next" w:hAnsi="Avenir Next" w:cs="Avenir Next" w:eastAsia="Avenir Next"/>
                 <w:i/>
                 <w:color w:val="1A1A1A"/>
-                <w:sz w:val="18"/>
+                <w:sz w:val="22"/>
                 <w:szCs w:val="18"/>
               </w:rPr>
               <w:t xml:space="preserve">y</w:t>
@@ -335,7 +337,7 @@
               <w:rPr>
                 <w:rFonts w:ascii="Avenir Next" w:hAnsi="Avenir Next" w:cs="Avenir Next" w:eastAsia="Avenir Next"/>
                 <w:color w:val="1A1A1A"/>
-                <w:sz w:val="18"/>
+                <w:sz w:val="22"/>
                 <w:szCs w:val="18"/>
               </w:rPr>
               <w:t xml:space="preserve"> ÷ </w:t>
@@ -345,7 +347,7 @@
                 <w:rFonts w:ascii="Avenir Next" w:hAnsi="Avenir Next" w:cs="Avenir Next" w:eastAsia="Avenir Next"/>
                 <w:i/>
                 <w:color w:val="1A1A1A"/>
-                <w:sz w:val="18"/>
+                <w:sz w:val="22"/>
                 <w:szCs w:val="18"/>
               </w:rPr>
               <w:t xml:space="preserve">x</w:t>
@@ -354,7 +356,7 @@
               <w:rPr>
                 <w:rFonts w:ascii="Avenir Next" w:hAnsi="Avenir Next" w:cs="Avenir Next" w:eastAsia="Avenir Next"/>
                 <w:color w:val="1A1A1A"/>
-                <w:sz w:val="18"/>
+                <w:sz w:val="22"/>
                 <w:szCs w:val="18"/>
               </w:rPr>
               <w:t xml:space="preserve"> in every row: </w:t>
@@ -364,7 +366,7 @@
                 <w:rFonts w:ascii="Avenir Next" w:hAnsi="Avenir Next" w:cs="Avenir Next" w:eastAsia="Avenir Next"/>
                 <w:i/>
                 <w:color w:val="1A1A1A"/>
-                <w:sz w:val="18"/>
+                <w:sz w:val="22"/>
                 <w:szCs w:val="18"/>
               </w:rPr>
               <w:t xml:space="preserve">y</w:t>
@@ -373,7 +375,7 @@
               <w:rPr>
                 <w:rFonts w:ascii="Avenir Next" w:hAnsi="Avenir Next" w:cs="Avenir Next" w:eastAsia="Avenir Next"/>
                 <w:color w:val="1A1A1A"/>
-                <w:sz w:val="18"/>
+                <w:sz w:val="22"/>
                 <w:szCs w:val="18"/>
               </w:rPr>
               <w:t xml:space="preserve"> = (that number) × </w:t>
@@ -383,7 +385,7 @@
                 <w:rFonts w:ascii="Avenir Next" w:hAnsi="Avenir Next" w:cs="Avenir Next" w:eastAsia="Avenir Next"/>
                 <w:i/>
                 <w:color w:val="1A1A1A"/>
-                <w:sz w:val="18"/>
+                <w:sz w:val="22"/>
                 <w:szCs w:val="18"/>
               </w:rPr>
               <w:t xml:space="preserve">x</w:t>
@@ -392,7 +394,7 @@
               <w:rPr>
                 <w:rFonts w:ascii="Avenir Next" w:hAnsi="Avenir Next" w:cs="Avenir Next" w:eastAsia="Avenir Next"/>
                 <w:color w:val="1A1A1A"/>
-                <w:sz w:val="18"/>
+                <w:sz w:val="22"/>
                 <w:szCs w:val="18"/>
               </w:rPr>
               <w:t xml:space="preserve">. Same </w:t>
@@ -402,7 +404,7 @@
                 <w:rFonts w:ascii="Avenir Next" w:hAnsi="Avenir Next" w:cs="Avenir Next" w:eastAsia="Avenir Next"/>
                 <w:i/>
                 <w:color w:val="1A1A1A"/>
-                <w:sz w:val="18"/>
+                <w:sz w:val="22"/>
                 <w:szCs w:val="18"/>
               </w:rPr>
               <w:t xml:space="preserve">y</w:t>
@@ -411,7 +413,7 @@
               <w:rPr>
                 <w:rFonts w:ascii="Avenir Next" w:hAnsi="Avenir Next" w:cs="Avenir Next" w:eastAsia="Avenir Next"/>
                 <w:color w:val="1A1A1A"/>
-                <w:sz w:val="18"/>
+                <w:sz w:val="22"/>
                 <w:szCs w:val="18"/>
               </w:rPr>
               <w:t xml:space="preserve"> − </w:t>
@@ -421,7 +423,7 @@
                 <w:rFonts w:ascii="Avenir Next" w:hAnsi="Avenir Next" w:cs="Avenir Next" w:eastAsia="Avenir Next"/>
                 <w:i/>
                 <w:color w:val="1A1A1A"/>
-                <w:sz w:val="18"/>
+                <w:sz w:val="22"/>
                 <w:szCs w:val="18"/>
               </w:rPr>
               <w:t xml:space="preserve">x</w:t>
@@ -430,7 +432,7 @@
               <w:rPr>
                 <w:rFonts w:ascii="Avenir Next" w:hAnsi="Avenir Next" w:cs="Avenir Next" w:eastAsia="Avenir Next"/>
                 <w:color w:val="1A1A1A"/>
-                <w:sz w:val="18"/>
+                <w:sz w:val="22"/>
                 <w:szCs w:val="18"/>
               </w:rPr>
               <w:t xml:space="preserve">: </w:t>
@@ -440,7 +442,7 @@
                 <w:rFonts w:ascii="Avenir Next" w:hAnsi="Avenir Next" w:cs="Avenir Next" w:eastAsia="Avenir Next"/>
                 <w:i/>
                 <w:color w:val="1A1A1A"/>
-                <w:sz w:val="18"/>
+                <w:sz w:val="22"/>
                 <w:szCs w:val="18"/>
               </w:rPr>
               <w:t xml:space="preserve">y</w:t>
@@ -449,7 +451,7 @@
               <w:rPr>
                 <w:rFonts w:ascii="Avenir Next" w:hAnsi="Avenir Next" w:cs="Avenir Next" w:eastAsia="Avenir Next"/>
                 <w:color w:val="1A1A1A"/>
-                <w:sz w:val="18"/>
+                <w:sz w:val="22"/>
                 <w:szCs w:val="18"/>
               </w:rPr>
               <w:t xml:space="preserve"> = </w:t>
@@ -459,7 +461,7 @@
                 <w:rFonts w:ascii="Avenir Next" w:hAnsi="Avenir Next" w:cs="Avenir Next" w:eastAsia="Avenir Next"/>
                 <w:i/>
                 <w:color w:val="1A1A1A"/>
-                <w:sz w:val="18"/>
+                <w:sz w:val="22"/>
                 <w:szCs w:val="18"/>
               </w:rPr>
               <w:t xml:space="preserve">x</w:t>
@@ -468,7 +470,7 @@
               <w:rPr>
                 <w:rFonts w:ascii="Avenir Next" w:hAnsi="Avenir Next" w:cs="Avenir Next" w:eastAsia="Avenir Next"/>
                 <w:color w:val="1A1A1A"/>
-                <w:sz w:val="18"/>
+                <w:sz w:val="22"/>
                 <w:szCs w:val="18"/>
               </w:rPr>
               <w:t xml:space="preserve"> + (that number).</w:t>
@@ -487,25 +489,25 @@
                 <w:rFonts w:ascii="Avenir Next" w:hAnsi="Avenir Next" w:cs="Avenir Next" w:eastAsia="Avenir Next"/>
                 <w:b/>
                 <w:color w:val="003A70"/>
+                <w:sz w:val="22"/>
+                <w:szCs w:val="18"/>
+              </w:rPr>
+              <w:t xml:space="preserve">•</w:t>
+            </w:r>
+            <w:r>
+              <w:rPr>
+                <w:rFonts w:ascii="Avenir Next" w:hAnsi="Avenir Next" w:cs="Avenir Next" w:eastAsia="Avenir Next"/>
+                <w:color w:val="1A1A1A"/>
                 <w:sz w:val="18"/>
                 <w:szCs w:val="18"/>
               </w:rPr>
-              <w:t xml:space="preserve">•</w:t>
-            </w:r>
-            <w:r>
-              <w:rPr>
-                <w:rFonts w:ascii="Avenir Next" w:hAnsi="Avenir Next" w:cs="Avenir Next" w:eastAsia="Avenir Next"/>
-                <w:color w:val="1A1A1A"/>
-                <w:sz w:val="18"/>
-                <w:szCs w:val="18"/>
-              </w:rPr>
               <w:tab/>
             </w:r>
             <w:r>
               <w:rPr>
                 <w:rFonts w:ascii="Avenir Next" w:hAnsi="Avenir Next" w:cs="Avenir Next" w:eastAsia="Avenir Next"/>
                 <w:color w:val="1A1A1A"/>
-                <w:sz w:val="18"/>
+                <w:sz w:val="22"/>
                 <w:szCs w:val="18"/>
               </w:rPr>
               <w:t xml:space="preserve">Check your equation with </w:t>
@@ -515,7 +517,7 @@
                 <w:rFonts w:ascii="Avenir Next" w:hAnsi="Avenir Next" w:cs="Avenir Next" w:eastAsia="Avenir Next"/>
                 <w:b/>
                 <w:color w:val="1A1A1A"/>
-                <w:sz w:val="18"/>
+                <w:sz w:val="22"/>
                 <w:szCs w:val="18"/>
               </w:rPr>
               <w:t xml:space="preserve">two</w:t>
@@ -524,7 +526,7 @@
               <w:rPr>
                 <w:rFonts w:ascii="Avenir Next" w:hAnsi="Avenir Next" w:cs="Avenir Next" w:eastAsia="Avenir Next"/>
                 <w:color w:val="1A1A1A"/>
-                <w:sz w:val="18"/>
+                <w:sz w:val="22"/>
                 <w:szCs w:val="18"/>
               </w:rPr>
               <w:t xml:space="preserve"> rows.</w:t>
@@ -539,6 +541,7 @@
           </w:tcPr>
           <w:p>
             <w:pPr>
+              <w:pStyle w:val="Heading2"/>
               <w:spacing w:before="0" w:after="40" w:line="264" w:lineRule="auto"/>
             </w:pPr>
             <w:r>
@@ -561,7 +564,7 @@
               <w:rPr>
                 <w:rFonts w:ascii="Avenir Next" w:hAnsi="Avenir Next" w:cs="Avenir Next" w:eastAsia="Avenir Next"/>
                 <w:color w:val="1A1A1A"/>
-                <w:sz w:val="17"/>
+                <w:sz w:val="22"/>
                 <w:szCs w:val="17"/>
               </w:rPr>
               <w:t xml:space="preserve">Write an equation for </w:t>
@@ -571,7 +574,7 @@
                 <w:rFonts w:ascii="Avenir Next" w:hAnsi="Avenir Next" w:cs="Avenir Next" w:eastAsia="Avenir Next"/>
                 <w:i/>
                 <w:color w:val="1A1A1A"/>
-                <w:sz w:val="17"/>
+                <w:sz w:val="22"/>
                 <w:szCs w:val="17"/>
               </w:rPr>
               <w:t xml:space="preserve">x</w:t>
@@ -580,7 +583,7 @@
               <w:rPr>
                 <w:rFonts w:ascii="Avenir Next" w:hAnsi="Avenir Next" w:cs="Avenir Next" w:eastAsia="Avenir Next"/>
                 <w:color w:val="1A1A1A"/>
-                <w:sz w:val="17"/>
+                <w:sz w:val="22"/>
                 <w:szCs w:val="17"/>
               </w:rPr>
               <w:t xml:space="preserve">: 2, 3, 5 and </w:t>
@@ -590,7 +593,7 @@
                 <w:rFonts w:ascii="Avenir Next" w:hAnsi="Avenir Next" w:cs="Avenir Next" w:eastAsia="Avenir Next"/>
                 <w:i/>
                 <w:color w:val="1A1A1A"/>
-                <w:sz w:val="17"/>
+                <w:sz w:val="22"/>
                 <w:szCs w:val="17"/>
               </w:rPr>
               <w:t xml:space="preserve">y</w:t>
@@ -599,7 +602,7 @@
               <w:rPr>
                 <w:rFonts w:ascii="Avenir Next" w:hAnsi="Avenir Next" w:cs="Avenir Next" w:eastAsia="Avenir Next"/>
                 <w:color w:val="1A1A1A"/>
-                <w:sz w:val="17"/>
+                <w:sz w:val="22"/>
                 <w:szCs w:val="17"/>
               </w:rPr>
               <w:t xml:space="preserve">: 12, 18, 30.</w:t>
@@ -618,25 +621,25 @@
                 <w:rFonts w:ascii="Avenir Next" w:hAnsi="Avenir Next" w:cs="Avenir Next" w:eastAsia="Avenir Next"/>
                 <w:b/>
                 <w:color w:val="003A70"/>
+                <w:sz w:val="22"/>
+                <w:szCs w:val="17"/>
+              </w:rPr>
+              <w:t xml:space="preserve">Step 1</w:t>
+            </w:r>
+            <w:r>
+              <w:rPr>
+                <w:rFonts w:ascii="Avenir Next" w:hAnsi="Avenir Next" w:cs="Avenir Next" w:eastAsia="Avenir Next"/>
+                <w:color w:val="1A1A1A"/>
                 <w:sz w:val="17"/>
                 <w:szCs w:val="17"/>
               </w:rPr>
-              <w:t xml:space="preserve">Step 1</w:t>
-            </w:r>
-            <w:r>
-              <w:rPr>
-                <w:rFonts w:ascii="Avenir Next" w:hAnsi="Avenir Next" w:cs="Avenir Next" w:eastAsia="Avenir Next"/>
-                <w:color w:val="1A1A1A"/>
-                <w:sz w:val="17"/>
-                <w:szCs w:val="17"/>
-              </w:rPr>
               <w:tab/>
             </w:r>
             <w:r>
               <w:rPr>
                 <w:rFonts w:ascii="Avenir Next" w:hAnsi="Avenir Next" w:cs="Avenir Next" w:eastAsia="Avenir Next"/>
                 <w:color w:val="1A1A1A"/>
-                <w:sz w:val="17"/>
+                <w:sz w:val="22"/>
                 <w:szCs w:val="17"/>
               </w:rPr>
               <w:t xml:space="preserve">12 ÷ 2 = 6,  18 ÷ 3 = 6,  30 ÷ 5 = 6</w:t>
@@ -655,25 +658,25 @@
                 <w:rFonts w:ascii="Avenir Next" w:hAnsi="Avenir Next" w:cs="Avenir Next" w:eastAsia="Avenir Next"/>
                 <w:b/>
                 <w:color w:val="003A70"/>
+                <w:sz w:val="22"/>
+                <w:szCs w:val="17"/>
+              </w:rPr>
+              <w:t xml:space="preserve">Step 2</w:t>
+            </w:r>
+            <w:r>
+              <w:rPr>
+                <w:rFonts w:ascii="Avenir Next" w:hAnsi="Avenir Next" w:cs="Avenir Next" w:eastAsia="Avenir Next"/>
+                <w:color w:val="1A1A1A"/>
                 <w:sz w:val="17"/>
                 <w:szCs w:val="17"/>
               </w:rPr>
-              <w:t xml:space="preserve">Step 2</w:t>
-            </w:r>
-            <w:r>
-              <w:rPr>
-                <w:rFonts w:ascii="Avenir Next" w:hAnsi="Avenir Next" w:cs="Avenir Next" w:eastAsia="Avenir Next"/>
-                <w:color w:val="1A1A1A"/>
-                <w:sz w:val="17"/>
-                <w:szCs w:val="17"/>
-              </w:rPr>
               <w:tab/>
             </w:r>
             <w:r>
               <w:rPr>
                 <w:rFonts w:ascii="Avenir Next" w:hAnsi="Avenir Next" w:cs="Avenir Next" w:eastAsia="Avenir Next"/>
                 <w:color w:val="1A1A1A"/>
-                <w:sz w:val="17"/>
+                <w:sz w:val="22"/>
                 <w:szCs w:val="17"/>
               </w:rPr>
               <w:t xml:space="preserve">Check: 6 × 5 = 30</w:t>
@@ -692,19 +695,40 @@
                 <w:rFonts w:ascii="Avenir Next" w:hAnsi="Avenir Next" w:cs="Avenir Next" w:eastAsia="Avenir Next"/>
                 <w:b/>
                 <w:color w:val="1A1A1A"/>
+                <w:sz w:val="22"/>
+                <w:szCs w:val="17"/>
+              </w:rPr>
+              <w:t xml:space="preserve">Answer</w:t>
+            </w:r>
+            <w:r>
+              <w:rPr>
+                <w:rFonts w:ascii="Avenir Next" w:hAnsi="Avenir Next" w:cs="Avenir Next" w:eastAsia="Avenir Next"/>
+                <w:color w:val="1A1A1A"/>
                 <w:sz w:val="17"/>
                 <w:szCs w:val="17"/>
               </w:rPr>
-              <w:t xml:space="preserve">Answer</w:t>
-            </w:r>
-            <w:r>
-              <w:rPr>
-                <w:rFonts w:ascii="Avenir Next" w:hAnsi="Avenir Next" w:cs="Avenir Next" w:eastAsia="Avenir Next"/>
-                <w:color w:val="1A1A1A"/>
-                <w:sz w:val="17"/>
+              <w:tab/>
+            </w:r>
+            <w:r>
+              <w:rPr>
+                <w:rFonts w:ascii="Avenir Next" w:hAnsi="Avenir Next" w:cs="Avenir Next" w:eastAsia="Avenir Next"/>
+                <w:b/>
+                <w:i/>
+                <w:color w:val="1A1A1A"/>
+                <w:sz w:val="22"/>
                 <w:szCs w:val="17"/>
               </w:rPr>
-              <w:tab/>
+              <w:t xml:space="preserve">y</w:t>
+            </w:r>
+            <w:r>
+              <w:rPr>
+                <w:rFonts w:ascii="Avenir Next" w:hAnsi="Avenir Next" w:cs="Avenir Next" w:eastAsia="Avenir Next"/>
+                <w:b/>
+                <w:color w:val="1A1A1A"/>
+                <w:sz w:val="22"/>
+                <w:szCs w:val="17"/>
+              </w:rPr>
+              <w:t xml:space="preserve"> = 6</w:t>
             </w:r>
             <w:r>
               <w:rPr>
@@ -712,28 +736,7 @@
                 <w:b/>
                 <w:i/>
                 <w:color w:val="1A1A1A"/>
-                <w:sz w:val="17"/>
-                <w:szCs w:val="17"/>
-              </w:rPr>
-              <w:t xml:space="preserve">y</w:t>
-            </w:r>
-            <w:r>
-              <w:rPr>
-                <w:rFonts w:ascii="Avenir Next" w:hAnsi="Avenir Next" w:cs="Avenir Next" w:eastAsia="Avenir Next"/>
-                <w:b/>
-                <w:color w:val="1A1A1A"/>
-                <w:sz w:val="17"/>
-                <w:szCs w:val="17"/>
-              </w:rPr>
-              <w:t xml:space="preserve"> = 6</w:t>
-            </w:r>
-            <w:r>
-              <w:rPr>
-                <w:rFonts w:ascii="Avenir Next" w:hAnsi="Avenir Next" w:cs="Avenir Next" w:eastAsia="Avenir Next"/>
-                <w:b/>
-                <w:i/>
-                <w:color w:val="1A1A1A"/>
-                <w:sz w:val="17"/>
+                <w:sz w:val="22"/>
                 <w:szCs w:val="17"/>
               </w:rPr>
               <w:t xml:space="preserve">x</w:t>
@@ -783,6 +786,7 @@
           </w:tcPr>
           <w:p>
             <w:pPr>
+              <w:pStyle w:val="Heading2"/>
               <w:spacing w:before="0" w:after="40" w:line="264" w:lineRule="auto"/>
             </w:pPr>
             <w:r>
@@ -806,7 +810,7 @@
                 <w:rFonts w:ascii="Avenir Next" w:hAnsi="Avenir Next" w:cs="Avenir Next" w:eastAsia="Avenir Next"/>
                 <w:b/>
                 <w:color w:val="1A1A1A"/>
-                <w:sz w:val="21"/>
+                <w:sz w:val="22"/>
                 <w:szCs w:val="21"/>
               </w:rPr>
               <w:t xml:space="preserve">equation</w:t>
@@ -815,7 +819,7 @@
               <w:rPr>
                 <w:rFonts w:ascii="Avenir Next" w:hAnsi="Avenir Next" w:cs="Avenir Next" w:eastAsia="Avenir Next"/>
                 <w:color w:val="5A5F66"/>
-                <w:sz w:val="21"/>
+                <w:sz w:val="22"/>
                 <w:szCs w:val="21"/>
               </w:rPr>
               <w:t xml:space="preserve"> — </w:t>
@@ -824,7 +828,7 @@
               <w:rPr>
                 <w:rFonts w:ascii="Avenir Next" w:hAnsi="Avenir Next" w:cs="Avenir Next" w:eastAsia="Avenir Next"/>
                 <w:color w:val="1A1A1A"/>
-                <w:sz w:val="21"/>
+                <w:sz w:val="22"/>
                 <w:szCs w:val="21"/>
               </w:rPr>
               <w:t xml:space="preserve">a rule with an equal sign, like y = 5x</w:t>
@@ -839,7 +843,7 @@
                 <w:rFonts w:ascii="Avenir Next" w:hAnsi="Avenir Next" w:cs="Avenir Next" w:eastAsia="Avenir Next"/>
                 <w:b/>
                 <w:color w:val="1A1A1A"/>
-                <w:sz w:val="21"/>
+                <w:sz w:val="22"/>
                 <w:szCs w:val="21"/>
               </w:rPr>
               <w:t xml:space="preserve">rate</w:t>
@@ -848,7 +852,7 @@
               <w:rPr>
                 <w:rFonts w:ascii="Avenir Next" w:hAnsi="Avenir Next" w:cs="Avenir Next" w:eastAsia="Avenir Next"/>
                 <w:color w:val="5A5F66"/>
-                <w:sz w:val="21"/>
+                <w:sz w:val="22"/>
                 <w:szCs w:val="21"/>
               </w:rPr>
               <w:t xml:space="preserve"> — </w:t>
@@ -857,7 +861,7 @@
               <w:rPr>
                 <w:rFonts w:ascii="Avenir Next" w:hAnsi="Avenir Next" w:cs="Avenir Next" w:eastAsia="Avenir Next"/>
                 <w:color w:val="1A1A1A"/>
-                <w:sz w:val="21"/>
+                <w:sz w:val="22"/>
                 <w:szCs w:val="21"/>
               </w:rPr>
               <w:t xml:space="preserve">the amount for each 1</w:t>
@@ -883,7 +887,7 @@
                 <w:rFonts w:ascii="Avenir Next" w:hAnsi="Avenir Next" w:cs="Avenir Next" w:eastAsia="Avenir Next"/>
                 <w:b/>
                 <w:color w:val="1A1A1A"/>
-                <w:sz w:val="21"/>
+                <w:sz w:val="22"/>
                 <w:szCs w:val="21"/>
               </w:rPr>
               <w:t xml:space="preserve">check</w:t>
@@ -892,7 +896,7 @@
               <w:rPr>
                 <w:rFonts w:ascii="Avenir Next" w:hAnsi="Avenir Next" w:cs="Avenir Next" w:eastAsia="Avenir Next"/>
                 <w:color w:val="5A5F66"/>
-                <w:sz w:val="21"/>
+                <w:sz w:val="22"/>
                 <w:szCs w:val="21"/>
               </w:rPr>
               <w:t xml:space="preserve"> — </w:t>
@@ -901,7 +905,7 @@
               <w:rPr>
                 <w:rFonts w:ascii="Avenir Next" w:hAnsi="Avenir Next" w:cs="Avenir Next" w:eastAsia="Avenir Next"/>
                 <w:color w:val="1A1A1A"/>
-                <w:sz w:val="21"/>
+                <w:sz w:val="22"/>
                 <w:szCs w:val="21"/>
               </w:rPr>
               <w:t xml:space="preserve">test your rule on another row</w:t>
@@ -912,6 +916,7 @@
     </w:tbl>
     <w:p>
       <w:pPr>
+        <w:pStyle w:val="Heading2"/>
         <w:keepNext/>
         <w:pBdr>
           <w:bottom w:val="single" w:sz="8" w:space="3" w:color="003A70"/>
@@ -927,7 +932,7 @@
           <w:b/>
           <w:color w:val="003A70"/>
           <w:spacing w:val="14"/>
-          <w:sz w:val="21"/>
+          <w:sz w:val="22"/>
           <w:szCs w:val="21"/>
         </w:rPr>
         <w:t xml:space="preserve">PRACTICE</w:t>
@@ -946,7 +951,7 @@
           <w:rFonts w:ascii="Avenir Next" w:hAnsi="Avenir Next" w:cs="Avenir Next" w:eastAsia="Avenir Next"/>
           <w:i/>
           <w:color w:val="5A5F66"/>
-          <w:sz w:val="17"/>
+          <w:sz w:val="22"/>
           <w:szCs w:val="17"/>
         </w:rPr>
         <w:t xml:space="preserve">show your work · label units</w:t>
@@ -1042,25 +1047,25 @@
                 <w:rFonts w:ascii="Avenir Next" w:hAnsi="Avenir Next" w:cs="Avenir Next" w:eastAsia="Avenir Next"/>
                 <w:b/>
                 <w:color w:val="003A70"/>
+                <w:sz w:val="22"/>
+                <w:szCs w:val="18"/>
+              </w:rPr>
+              <w:t xml:space="preserve">Step 1</w:t>
+            </w:r>
+            <w:r>
+              <w:rPr>
+                <w:rFonts w:ascii="Avenir Next" w:hAnsi="Avenir Next" w:cs="Avenir Next" w:eastAsia="Avenir Next"/>
+                <w:color w:val="1A1A1A"/>
                 <w:sz w:val="18"/>
                 <w:szCs w:val="18"/>
               </w:rPr>
-              <w:t xml:space="preserve">Step 1</w:t>
-            </w:r>
-            <w:r>
-              <w:rPr>
-                <w:rFonts w:ascii="Avenir Next" w:hAnsi="Avenir Next" w:cs="Avenir Next" w:eastAsia="Avenir Next"/>
-                <w:color w:val="1A1A1A"/>
-                <w:sz w:val="18"/>
-                <w:szCs w:val="18"/>
-              </w:rPr>
               <w:tab/>
             </w:r>
             <w:r>
               <w:rPr>
                 <w:rFonts w:ascii="Avenir Next" w:hAnsi="Avenir Next" w:cs="Avenir Next" w:eastAsia="Avenir Next"/>
                 <w:color w:val="1A1A1A"/>
-                <w:sz w:val="21"/>
+                <w:sz w:val="22"/>
                 <w:szCs w:val="21"/>
               </w:rPr>
               <w:t xml:space="preserve">Divide each </w:t>
@@ -1070,7 +1075,7 @@
                 <w:rFonts w:ascii="Avenir Next" w:hAnsi="Avenir Next" w:cs="Avenir Next" w:eastAsia="Avenir Next"/>
                 <w:i/>
                 <w:color w:val="1A1A1A"/>
-                <w:sz w:val="21"/>
+                <w:sz w:val="22"/>
                 <w:szCs w:val="21"/>
               </w:rPr>
               <w:t xml:space="preserve">y</w:t>
@@ -1079,7 +1084,7 @@
               <w:rPr>
                 <w:rFonts w:ascii="Avenir Next" w:hAnsi="Avenir Next" w:cs="Avenir Next" w:eastAsia="Avenir Next"/>
                 <w:color w:val="1A1A1A"/>
-                <w:sz w:val="21"/>
+                <w:sz w:val="22"/>
                 <w:szCs w:val="21"/>
               </w:rPr>
               <w:t xml:space="preserve"> by its </w:t>
@@ -1089,7 +1094,7 @@
                 <w:rFonts w:ascii="Avenir Next" w:hAnsi="Avenir Next" w:cs="Avenir Next" w:eastAsia="Avenir Next"/>
                 <w:i/>
                 <w:color w:val="1A1A1A"/>
-                <w:sz w:val="21"/>
+                <w:sz w:val="22"/>
                 <w:szCs w:val="21"/>
               </w:rPr>
               <w:t xml:space="preserve">x</w:t>
@@ -1098,7 +1103,7 @@
               <w:rPr>
                 <w:rFonts w:ascii="Avenir Next" w:hAnsi="Avenir Next" w:cs="Avenir Next" w:eastAsia="Avenir Next"/>
                 <w:color w:val="1A1A1A"/>
-                <w:sz w:val="21"/>
+                <w:sz w:val="22"/>
                 <w:szCs w:val="21"/>
               </w:rPr>
               <w:t xml:space="preserve">. Same number every time? Write </w:t>
@@ -1108,7 +1113,7 @@
                 <w:rFonts w:ascii="Avenir Next" w:hAnsi="Avenir Next" w:cs="Avenir Next" w:eastAsia="Avenir Next"/>
                 <w:i/>
                 <w:color w:val="1A1A1A"/>
-                <w:sz w:val="21"/>
+                <w:sz w:val="22"/>
                 <w:szCs w:val="21"/>
               </w:rPr>
               <w:t xml:space="preserve">y</w:t>
@@ -1117,7 +1122,7 @@
               <w:rPr>
                 <w:rFonts w:ascii="Avenir Next" w:hAnsi="Avenir Next" w:cs="Avenir Next" w:eastAsia="Avenir Next"/>
                 <w:color w:val="1A1A1A"/>
-                <w:sz w:val="21"/>
+                <w:sz w:val="22"/>
                 <w:szCs w:val="21"/>
               </w:rPr>
               <w:t xml:space="preserve"> = (number)</w:t>
@@ -1127,7 +1132,7 @@
                 <w:rFonts w:ascii="Avenir Next" w:hAnsi="Avenir Next" w:cs="Avenir Next" w:eastAsia="Avenir Next"/>
                 <w:i/>
                 <w:color w:val="1A1A1A"/>
-                <w:sz w:val="21"/>
+                <w:sz w:val="22"/>
                 <w:szCs w:val="21"/>
               </w:rPr>
               <w:t xml:space="preserve">x</w:t>
@@ -1136,7 +1141,7 @@
               <w:rPr>
                 <w:rFonts w:ascii="Avenir Next" w:hAnsi="Avenir Next" w:cs="Avenir Next" w:eastAsia="Avenir Next"/>
                 <w:color w:val="1A1A1A"/>
-                <w:sz w:val="21"/>
+                <w:sz w:val="22"/>
                 <w:szCs w:val="21"/>
               </w:rPr>
               <w:t xml:space="preserve">.</w:t>
@@ -1156,25 +1161,25 @@
                 <w:rFonts w:ascii="Avenir Next" w:hAnsi="Avenir Next" w:cs="Avenir Next" w:eastAsia="Avenir Next"/>
                 <w:b/>
                 <w:color w:val="003A70"/>
+                <w:sz w:val="22"/>
+                <w:szCs w:val="18"/>
+              </w:rPr>
+              <w:t xml:space="preserve">Step 2</w:t>
+            </w:r>
+            <w:r>
+              <w:rPr>
+                <w:rFonts w:ascii="Avenir Next" w:hAnsi="Avenir Next" w:cs="Avenir Next" w:eastAsia="Avenir Next"/>
+                <w:color w:val="1A1A1A"/>
                 <w:sz w:val="18"/>
                 <w:szCs w:val="18"/>
               </w:rPr>
-              <w:t xml:space="preserve">Step 2</w:t>
-            </w:r>
-            <w:r>
-              <w:rPr>
-                <w:rFonts w:ascii="Avenir Next" w:hAnsi="Avenir Next" w:cs="Avenir Next" w:eastAsia="Avenir Next"/>
-                <w:color w:val="1A1A1A"/>
-                <w:sz w:val="18"/>
-                <w:szCs w:val="18"/>
-              </w:rPr>
               <w:tab/>
             </w:r>
             <w:r>
               <w:rPr>
                 <w:rFonts w:ascii="Avenir Next" w:hAnsi="Avenir Next" w:cs="Avenir Next" w:eastAsia="Avenir Next"/>
                 <w:color w:val="1A1A1A"/>
-                <w:sz w:val="21"/>
+                <w:sz w:val="22"/>
                 <w:szCs w:val="21"/>
               </w:rPr>
               <w:t xml:space="preserve">If not, find </w:t>
@@ -1184,7 +1189,7 @@
                 <w:rFonts w:ascii="Avenir Next" w:hAnsi="Avenir Next" w:cs="Avenir Next" w:eastAsia="Avenir Next"/>
                 <w:i/>
                 <w:color w:val="1A1A1A"/>
-                <w:sz w:val="21"/>
+                <w:sz w:val="22"/>
                 <w:szCs w:val="21"/>
               </w:rPr>
               <w:t xml:space="preserve">y</w:t>
@@ -1193,7 +1198,7 @@
               <w:rPr>
                 <w:rFonts w:ascii="Avenir Next" w:hAnsi="Avenir Next" w:cs="Avenir Next" w:eastAsia="Avenir Next"/>
                 <w:color w:val="1A1A1A"/>
-                <w:sz w:val="21"/>
+                <w:sz w:val="22"/>
                 <w:szCs w:val="21"/>
               </w:rPr>
               <w:t xml:space="preserve"> − </w:t>
@@ -1203,7 +1208,7 @@
                 <w:rFonts w:ascii="Avenir Next" w:hAnsi="Avenir Next" w:cs="Avenir Next" w:eastAsia="Avenir Next"/>
                 <w:i/>
                 <w:color w:val="1A1A1A"/>
-                <w:sz w:val="21"/>
+                <w:sz w:val="22"/>
                 <w:szCs w:val="21"/>
               </w:rPr>
               <w:t xml:space="preserve">x</w:t>
@@ -1212,7 +1217,7 @@
               <w:rPr>
                 <w:rFonts w:ascii="Avenir Next" w:hAnsi="Avenir Next" w:cs="Avenir Next" w:eastAsia="Avenir Next"/>
                 <w:color w:val="1A1A1A"/>
-                <w:sz w:val="21"/>
+                <w:sz w:val="22"/>
                 <w:szCs w:val="21"/>
               </w:rPr>
               <w:t xml:space="preserve">. Same number? Write </w:t>
@@ -1222,7 +1227,7 @@
                 <w:rFonts w:ascii="Avenir Next" w:hAnsi="Avenir Next" w:cs="Avenir Next" w:eastAsia="Avenir Next"/>
                 <w:i/>
                 <w:color w:val="1A1A1A"/>
-                <w:sz w:val="21"/>
+                <w:sz w:val="22"/>
                 <w:szCs w:val="21"/>
               </w:rPr>
               <w:t xml:space="preserve">y</w:t>
@@ -1231,7 +1236,7 @@
               <w:rPr>
                 <w:rFonts w:ascii="Avenir Next" w:hAnsi="Avenir Next" w:cs="Avenir Next" w:eastAsia="Avenir Next"/>
                 <w:color w:val="1A1A1A"/>
-                <w:sz w:val="21"/>
+                <w:sz w:val="22"/>
                 <w:szCs w:val="21"/>
               </w:rPr>
               <w:t xml:space="preserve"> = </w:t>
@@ -1241,7 +1246,7 @@
                 <w:rFonts w:ascii="Avenir Next" w:hAnsi="Avenir Next" w:cs="Avenir Next" w:eastAsia="Avenir Next"/>
                 <w:i/>
                 <w:color w:val="1A1A1A"/>
-                <w:sz w:val="21"/>
+                <w:sz w:val="22"/>
                 <w:szCs w:val="21"/>
               </w:rPr>
               <w:t xml:space="preserve">x</w:t>
@@ -1250,7 +1255,7 @@
               <w:rPr>
                 <w:rFonts w:ascii="Avenir Next" w:hAnsi="Avenir Next" w:cs="Avenir Next" w:eastAsia="Avenir Next"/>
                 <w:color w:val="1A1A1A"/>
-                <w:sz w:val="21"/>
+                <w:sz w:val="22"/>
                 <w:szCs w:val="21"/>
               </w:rPr>
               <w:t xml:space="preserve"> + (number).</w:t>
@@ -2290,25 +2295,25 @@
                 <w:rFonts w:ascii="Avenir Next" w:hAnsi="Avenir Next" w:cs="Avenir Next" w:eastAsia="Avenir Next"/>
                 <w:b/>
                 <w:color w:val="003A70"/>
+                <w:sz w:val="22"/>
+                <w:szCs w:val="18"/>
+              </w:rPr>
+              <w:t xml:space="preserve">Step 1</w:t>
+            </w:r>
+            <w:r>
+              <w:rPr>
+                <w:rFonts w:ascii="Avenir Next" w:hAnsi="Avenir Next" w:cs="Avenir Next" w:eastAsia="Avenir Next"/>
+                <w:color w:val="1A1A1A"/>
                 <w:sz w:val="18"/>
                 <w:szCs w:val="18"/>
               </w:rPr>
-              <w:t xml:space="preserve">Step 1</w:t>
-            </w:r>
-            <w:r>
-              <w:rPr>
-                <w:rFonts w:ascii="Avenir Next" w:hAnsi="Avenir Next" w:cs="Avenir Next" w:eastAsia="Avenir Next"/>
-                <w:color w:val="1A1A1A"/>
-                <w:sz w:val="18"/>
-                <w:szCs w:val="18"/>
-              </w:rPr>
               <w:tab/>
             </w:r>
             <w:r>
               <w:rPr>
                 <w:rFonts w:ascii="Avenir Next" w:hAnsi="Avenir Next" w:cs="Avenir Next" w:eastAsia="Avenir Next"/>
                 <w:color w:val="1A1A1A"/>
-                <w:sz w:val="21"/>
+                <w:sz w:val="22"/>
                 <w:szCs w:val="21"/>
               </w:rPr>
               <w:t xml:space="preserve">Divide 22 by 2 to find the rate.</w:t>
@@ -2328,25 +2333,25 @@
                 <w:rFonts w:ascii="Avenir Next" w:hAnsi="Avenir Next" w:cs="Avenir Next" w:eastAsia="Avenir Next"/>
                 <w:b/>
                 <w:color w:val="003A70"/>
+                <w:sz w:val="22"/>
+                <w:szCs w:val="18"/>
+              </w:rPr>
+              <w:t xml:space="preserve">Step 2</w:t>
+            </w:r>
+            <w:r>
+              <w:rPr>
+                <w:rFonts w:ascii="Avenir Next" w:hAnsi="Avenir Next" w:cs="Avenir Next" w:eastAsia="Avenir Next"/>
+                <w:color w:val="1A1A1A"/>
                 <w:sz w:val="18"/>
                 <w:szCs w:val="18"/>
               </w:rPr>
-              <w:t xml:space="preserve">Step 2</w:t>
-            </w:r>
-            <w:r>
-              <w:rPr>
-                <w:rFonts w:ascii="Avenir Next" w:hAnsi="Avenir Next" w:cs="Avenir Next" w:eastAsia="Avenir Next"/>
-                <w:color w:val="1A1A1A"/>
-                <w:sz w:val="18"/>
-                <w:szCs w:val="18"/>
-              </w:rPr>
               <w:tab/>
             </w:r>
             <w:r>
               <w:rPr>
                 <w:rFonts w:ascii="Avenir Next" w:hAnsi="Avenir Next" w:cs="Avenir Next" w:eastAsia="Avenir Next"/>
                 <w:color w:val="1A1A1A"/>
-                <w:sz w:val="21"/>
+                <w:sz w:val="22"/>
                 <w:szCs w:val="21"/>
               </w:rPr>
               <w:t xml:space="preserve">Use the rate to fill in the empty boxes.</w:t>
@@ -2404,7 +2409,7 @@
                       <w:b/>
                       <w:i/>
                       <w:color w:val="1A1A1A"/>
-                      <w:sz w:val="21"/>
+                      <w:sz w:val="22"/>
                       <w:szCs w:val="21"/>
                     </w:rPr>
                     <w:t xml:space="preserve">x</w:t>
@@ -2425,7 +2430,7 @@
                     <w:rPr>
                       <w:rFonts w:ascii="Avenir Next" w:hAnsi="Avenir Next" w:cs="Avenir Next" w:eastAsia="Avenir Next"/>
                       <w:color w:val="1A1A1A"/>
-                      <w:sz w:val="21"/>
+                      <w:sz w:val="22"/>
                       <w:szCs w:val="21"/>
                     </w:rPr>
                     <w:t xml:space="preserve">2</w:t>
@@ -2446,7 +2451,7 @@
                     <w:rPr>
                       <w:rFonts w:ascii="Avenir Next" w:hAnsi="Avenir Next" w:cs="Avenir Next" w:eastAsia="Avenir Next"/>
                       <w:color w:val="1A1A1A"/>
-                      <w:sz w:val="21"/>
+                      <w:sz w:val="22"/>
                       <w:szCs w:val="21"/>
                     </w:rPr>
                     <w:t xml:space="preserve">3</w:t>
@@ -2467,7 +2472,7 @@
                     <w:rPr>
                       <w:rFonts w:ascii="Avenir Next" w:hAnsi="Avenir Next" w:cs="Avenir Next" w:eastAsia="Avenir Next"/>
                       <w:color w:val="1A1A1A"/>
-                      <w:sz w:val="21"/>
+                      <w:sz w:val="22"/>
                       <w:szCs w:val="21"/>
                     </w:rPr>
                     <w:t xml:space="preserve">4</w:t>
@@ -2488,7 +2493,7 @@
                     <w:rPr>
                       <w:rFonts w:ascii="Avenir Next" w:hAnsi="Avenir Next" w:cs="Avenir Next" w:eastAsia="Avenir Next"/>
                       <w:color w:val="1A1A1A"/>
-                      <w:sz w:val="21"/>
+                      <w:sz w:val="22"/>
                       <w:szCs w:val="21"/>
                     </w:rPr>
                     <w:t xml:space="preserve">6</w:t>
@@ -2509,7 +2514,7 @@
                     <w:rPr>
                       <w:rFonts w:ascii="Avenir Next" w:hAnsi="Avenir Next" w:cs="Avenir Next" w:eastAsia="Avenir Next"/>
                       <w:color w:val="1A1A1A"/>
-                      <w:sz w:val="21"/>
+                      <w:sz w:val="22"/>
                       <w:szCs w:val="21"/>
                     </w:rPr>
                     <w:t xml:space="preserve">9</w:t>
@@ -2539,7 +2544,7 @@
                       <w:b/>
                       <w:i/>
                       <w:color w:val="1A1A1A"/>
-                      <w:sz w:val="21"/>
+                      <w:sz w:val="22"/>
                       <w:szCs w:val="21"/>
                     </w:rPr>
                     <w:t xml:space="preserve">y</w:t>
@@ -2560,7 +2565,7 @@
                     <w:rPr>
                       <w:rFonts w:ascii="Avenir Next" w:hAnsi="Avenir Next" w:cs="Avenir Next" w:eastAsia="Avenir Next"/>
                       <w:color w:val="1A1A1A"/>
-                      <w:sz w:val="21"/>
+                      <w:sz w:val="22"/>
                       <w:szCs w:val="21"/>
                     </w:rPr>
                     <w:t xml:space="preserve">22</w:t>
@@ -2581,7 +2586,7 @@
                     <w:rPr>
                       <w:rFonts w:ascii="Avenir Next" w:hAnsi="Avenir Next" w:cs="Avenir Next" w:eastAsia="Avenir Next"/>
                       <w:color w:val="1A1A1A"/>
-                      <w:sz w:val="21"/>
+                      <w:sz w:val="22"/>
                       <w:szCs w:val="21"/>
                     </w:rPr>
                     <w:t xml:space="preserve">33</w:t>
@@ -2602,7 +2607,7 @@
                     <w:rPr>
                       <w:rFonts w:ascii="Avenir Next" w:hAnsi="Avenir Next" w:cs="Avenir Next" w:eastAsia="Avenir Next"/>
                       <w:color w:val="1A1A1A"/>
-                      <w:sz w:val="21"/>
+                      <w:sz w:val="22"/>
                       <w:szCs w:val="21"/>
                     </w:rPr>
                     <w:t xml:space="preserve">44</w:t>
@@ -2646,7 +2651,7 @@
                 <w:rFonts w:ascii="Avenir Next" w:hAnsi="Avenir Next" w:cs="Avenir Next" w:eastAsia="Avenir Next"/>
                 <w:b/>
                 <w:color w:val="1A1A1A"/>
-                <w:sz w:val="18"/>
+                <w:sz w:val="22"/>
                 <w:szCs w:val="18"/>
               </w:rPr>
               <w:t xml:space="preserve">Equation</w:t>
@@ -2844,7 +2849,7 @@
                 <w:rFonts w:ascii="Avenir Next" w:hAnsi="Avenir Next" w:cs="Avenir Next" w:eastAsia="Avenir Next"/>
                 <w:b/>
                 <w:color w:val="1A1A1A"/>
-                <w:sz w:val="18"/>
+                <w:sz w:val="22"/>
                 <w:szCs w:val="18"/>
               </w:rPr>
               <w:t xml:space="preserve">Answer</w:t>
@@ -3001,25 +3006,25 @@
                       <w:rFonts w:ascii="Avenir Next" w:hAnsi="Avenir Next" w:cs="Avenir Next" w:eastAsia="Avenir Next"/>
                       <w:b/>
                       <w:color w:val="003A70"/>
+                      <w:sz w:val="22"/>
+                      <w:szCs w:val="18"/>
+                    </w:rPr>
+                    <w:t xml:space="preserve">Step 1</w:t>
+                  </w:r>
+                  <w:r>
+                    <w:rPr>
+                      <w:rFonts w:ascii="Avenir Next" w:hAnsi="Avenir Next" w:cs="Avenir Next" w:eastAsia="Avenir Next"/>
+                      <w:color w:val="1A1A1A"/>
                       <w:sz w:val="18"/>
                       <w:szCs w:val="18"/>
                     </w:rPr>
-                    <w:t xml:space="preserve">Step 1</w:t>
-                  </w:r>
-                  <w:r>
-                    <w:rPr>
-                      <w:rFonts w:ascii="Avenir Next" w:hAnsi="Avenir Next" w:cs="Avenir Next" w:eastAsia="Avenir Next"/>
-                      <w:color w:val="1A1A1A"/>
-                      <w:sz w:val="18"/>
-                      <w:szCs w:val="18"/>
-                    </w:rPr>
                     <w:tab/>
                   </w:r>
                   <w:r>
                     <w:rPr>
                       <w:rFonts w:ascii="Avenir Next" w:hAnsi="Avenir Next" w:cs="Avenir Next" w:eastAsia="Avenir Next"/>
                       <w:color w:val="1A1A1A"/>
-                      <w:sz w:val="21"/>
+                      <w:sz w:val="22"/>
                       <w:szCs w:val="21"/>
                     </w:rPr>
                     <w:t xml:space="preserve">Read one point on the graph, like (1, 4).</w:t>
@@ -3039,25 +3044,25 @@
                       <w:rFonts w:ascii="Avenir Next" w:hAnsi="Avenir Next" w:cs="Avenir Next" w:eastAsia="Avenir Next"/>
                       <w:b/>
                       <w:color w:val="003A70"/>
+                      <w:sz w:val="22"/>
+                      <w:szCs w:val="18"/>
+                    </w:rPr>
+                    <w:t xml:space="preserve">Step 2</w:t>
+                  </w:r>
+                  <w:r>
+                    <w:rPr>
+                      <w:rFonts w:ascii="Avenir Next" w:hAnsi="Avenir Next" w:cs="Avenir Next" w:eastAsia="Avenir Next"/>
+                      <w:color w:val="1A1A1A"/>
                       <w:sz w:val="18"/>
                       <w:szCs w:val="18"/>
                     </w:rPr>
-                    <w:t xml:space="preserve">Step 2</w:t>
-                  </w:r>
-                  <w:r>
-                    <w:rPr>
-                      <w:rFonts w:ascii="Avenir Next" w:hAnsi="Avenir Next" w:cs="Avenir Next" w:eastAsia="Avenir Next"/>
-                      <w:color w:val="1A1A1A"/>
-                      <w:sz w:val="18"/>
-                      <w:szCs w:val="18"/>
-                    </w:rPr>
                     <w:tab/>
                   </w:r>
                   <w:r>
                     <w:rPr>
                       <w:rFonts w:ascii="Avenir Next" w:hAnsi="Avenir Next" w:cs="Avenir Next" w:eastAsia="Avenir Next"/>
                       <w:color w:val="1A1A1A"/>
-                      <w:sz w:val="21"/>
+                      <w:sz w:val="22"/>
                       <w:szCs w:val="21"/>
                     </w:rPr>
                     <w:t xml:space="preserve">Divide the cost by the tickets. Then multiply by 10.</w:t>
@@ -3076,7 +3081,7 @@
                       <w:rFonts w:ascii="Avenir Next" w:hAnsi="Avenir Next" w:cs="Avenir Next" w:eastAsia="Avenir Next"/>
                       <w:b/>
                       <w:color w:val="1A1A1A"/>
-                      <w:sz w:val="18"/>
+                      <w:sz w:val="22"/>
                       <w:szCs w:val="18"/>
                     </w:rPr>
                     <w:t xml:space="preserve">Answer</w:t>
@@ -3106,7 +3111,7 @@
                     <w:drawing>
                       <wp:inline distT="0" distB="0" distL="0" distR="0">
                         <wp:extent cx="1371600" cy="1356101"/>
-                        <wp:docPr id="1" name="Figure 1"/>
+                        <wp:docPr id="1" name="Figure 1" descr="Coordinate grid. Horizontal axis Tickets: 0 to 5, ticks every 1. Vertical axis Cost ($): 0 to 20, ticks every 4. Points: x: 1; y: 4, x: 2; y: 8, x: 3; y: 12, x: 4; y: 16. Line: True."/>
                         <a:graphic xmlns:a="http://schemas.openxmlformats.org/drawingml/2006/main">
                           <a:graphicData uri="http://schemas.openxmlformats.org/drawingml/2006/picture">
                             <pic:pic xmlns:pic="http://schemas.openxmlformats.org/drawingml/2006/picture">
@@ -3325,7 +3330,7 @@
                 <w:rFonts w:ascii="Avenir Next" w:hAnsi="Avenir Next" w:cs="Avenir Next" w:eastAsia="Avenir Next"/>
                 <w:b/>
                 <w:color w:val="003A70"/>
-                <w:sz w:val="17"/>
+                <w:sz w:val="22"/>
                 <w:szCs w:val="17"/>
               </w:rPr>
               <w:t xml:space="preserve">Frame  </w:t>
@@ -3335,10 +3340,50 @@
                 <w:rFonts w:ascii="Avenir Next" w:hAnsi="Avenir Next" w:cs="Avenir Next" w:eastAsia="Avenir Next"/>
                 <w:i/>
                 <w:color w:val="1A1A1A"/>
+                <w:sz w:val="22"/>
+                <w:szCs w:val="18"/>
+              </w:rPr>
+              <w:t xml:space="preserve">Owen’s equation only works for </w:t>
+            </w:r>
+            <w:r>
+              <w:rPr>
+                <w:rFonts w:ascii="Avenir Next" w:hAnsi="Avenir Next" w:cs="Avenir Next" w:eastAsia="Avenir Next"/>
+                <w:color w:val="1A1A1A"/>
                 <w:sz w:val="18"/>
                 <w:szCs w:val="18"/>
-              </w:rPr>
-              <w:t xml:space="preserve">Owen’s equation only works for </w:t>
+                <w:u w:val="single"/>
+              </w:rPr>
+              <w:t xml:space="preserve">      </w:t>
+            </w:r>
+            <w:r>
+              <w:rPr>
+                <w:rFonts w:ascii="Avenir Next" w:hAnsi="Avenir Next" w:cs="Avenir Next" w:eastAsia="Avenir Next"/>
+                <w:i/>
+                <w:color w:val="1A1A1A"/>
+                <w:sz w:val="22"/>
+                <w:szCs w:val="18"/>
+              </w:rPr>
+              <w:t xml:space="preserve">. The correct equation is </w:t>
+            </w:r>
+            <w:r>
+              <w:rPr>
+                <w:rFonts w:ascii="Avenir Next" w:hAnsi="Avenir Next" w:cs="Avenir Next" w:eastAsia="Avenir Next"/>
+                <w:i/>
+                <w:color w:val="1A1A1A"/>
+                <w:sz w:val="22"/>
+                <w:szCs w:val="18"/>
+              </w:rPr>
+              <w:t xml:space="preserve">y</w:t>
+            </w:r>
+            <w:r>
+              <w:rPr>
+                <w:rFonts w:ascii="Avenir Next" w:hAnsi="Avenir Next" w:cs="Avenir Next" w:eastAsia="Avenir Next"/>
+                <w:i/>
+                <w:color w:val="1A1A1A"/>
+                <w:sz w:val="22"/>
+                <w:szCs w:val="18"/>
+              </w:rPr>
+              <w:t xml:space="preserve"> = </w:t>
             </w:r>
             <w:r>
               <w:rPr>
@@ -3355,47 +3400,7 @@
                 <w:rFonts w:ascii="Avenir Next" w:hAnsi="Avenir Next" w:cs="Avenir Next" w:eastAsia="Avenir Next"/>
                 <w:i/>
                 <w:color w:val="1A1A1A"/>
-                <w:sz w:val="18"/>
-                <w:szCs w:val="18"/>
-              </w:rPr>
-              <w:t xml:space="preserve">. The correct equation is </w:t>
-            </w:r>
-            <w:r>
-              <w:rPr>
-                <w:rFonts w:ascii="Avenir Next" w:hAnsi="Avenir Next" w:cs="Avenir Next" w:eastAsia="Avenir Next"/>
-                <w:i/>
-                <w:color w:val="1A1A1A"/>
-                <w:sz w:val="18"/>
-                <w:szCs w:val="18"/>
-              </w:rPr>
-              <w:t xml:space="preserve">y</w:t>
-            </w:r>
-            <w:r>
-              <w:rPr>
-                <w:rFonts w:ascii="Avenir Next" w:hAnsi="Avenir Next" w:cs="Avenir Next" w:eastAsia="Avenir Next"/>
-                <w:i/>
-                <w:color w:val="1A1A1A"/>
-                <w:sz w:val="18"/>
-                <w:szCs w:val="18"/>
-              </w:rPr>
-              <w:t xml:space="preserve"> = </w:t>
-            </w:r>
-            <w:r>
-              <w:rPr>
-                <w:rFonts w:ascii="Avenir Next" w:hAnsi="Avenir Next" w:cs="Avenir Next" w:eastAsia="Avenir Next"/>
-                <w:color w:val="1A1A1A"/>
-                <w:sz w:val="18"/>
-                <w:szCs w:val="18"/>
-                <w:u w:val="single"/>
-              </w:rPr>
-              <w:t xml:space="preserve">      </w:t>
-            </w:r>
-            <w:r>
-              <w:rPr>
-                <w:rFonts w:ascii="Avenir Next" w:hAnsi="Avenir Next" w:cs="Avenir Next" w:eastAsia="Avenir Next"/>
-                <w:i/>
-                <w:color w:val="1A1A1A"/>
-                <w:sz w:val="18"/>
+                <w:sz w:val="22"/>
                 <w:szCs w:val="18"/>
               </w:rPr>
               <w:t xml:space="preserve">.</w:t>
@@ -3524,6 +3529,7 @@
           </w:tcPr>
           <w:p>
             <w:pPr>
+              <w:pStyle w:val="Heading2"/>
               <w:spacing w:before="0" w:after="0" w:line="240" w:lineRule="auto"/>
             </w:pPr>
             <w:r>
@@ -3561,7 +3567,7 @@
               <w:rPr>
                 <w:rFonts w:ascii="Avenir Next" w:hAnsi="Avenir Next" w:cs="Avenir Next" w:eastAsia="Avenir Next"/>
                 <w:color w:val="1A1A1A"/>
-                <w:sz w:val="17"/>
+                <w:sz w:val="22"/>
                 <w:szCs w:val="17"/>
               </w:rPr>
               <w:t xml:space="preserve">  I can do this on my own</w:t>
@@ -3590,7 +3596,7 @@
               <w:rPr>
                 <w:rFonts w:ascii="Avenir Next" w:hAnsi="Avenir Next" w:cs="Avenir Next" w:eastAsia="Avenir Next"/>
                 <w:color w:val="1A1A1A"/>
-                <w:sz w:val="17"/>
+                <w:sz w:val="22"/>
                 <w:szCs w:val="17"/>
               </w:rPr>
               <w:t xml:space="preserve">  I need a little help</w:t>
@@ -3619,7 +3625,7 @@
               <w:rPr>
                 <w:rFonts w:ascii="Avenir Next" w:hAnsi="Avenir Next" w:cs="Avenir Next" w:eastAsia="Avenir Next"/>
                 <w:color w:val="1A1A1A"/>
-                <w:sz w:val="17"/>
+                <w:sz w:val="22"/>
                 <w:szCs w:val="17"/>
               </w:rPr>
               <w:t xml:space="preserve">  I have a question about #</w:t>
@@ -3657,7 +3663,7 @@
         <w:rPr>
           <w:rFonts w:ascii="Avenir Next" w:hAnsi="Avenir Next" w:cs="Avenir Next" w:eastAsia="Avenir Next"/>
           <w:color w:val="5A5F66"/>
-          <w:sz w:val="17"/>
+          <w:sz w:val="22"/>
           <w:szCs w:val="17"/>
         </w:rPr>
         <w:t xml:space="preserve">Make a 3-row table for a rule. Ask someone at home to find your equation.</w:t>
@@ -3740,14 +3746,15 @@
           <w:caps/>
           <w:color w:val="003A70"/>
           <w:spacing w:val="12"/>
-          <w:sz w:val="21"/>
+          <w:sz w:val="22"/>
           <w:szCs w:val="21"/>
         </w:rPr>
-        <w:t xml:space="preserve">Lesson 9-3  ·  Homework Packet  ·  Level 1  ·  Sheet 2 of 2</w:t>
+        <w:t xml:space="preserve">Lesson 9-3  ·  Homework Packet  ·  Supported  ·  Session 2 · pages 3–4</w:t>
       </w:r>
     </w:p>
     <w:p>
       <w:pPr>
+        <w:pStyle w:val="Heading1"/>
         <w:keepNext/>
         <w:spacing w:before="0" w:after="10" w:line="240" w:lineRule="auto"/>
       </w:pPr>
@@ -3773,7 +3780,7 @@
         <w:rPr>
           <w:rFonts w:ascii="Avenir Next" w:hAnsi="Avenir Next" w:cs="Avenir Next" w:eastAsia="Avenir Next"/>
           <w:color w:val="5A5F66"/>
-          <w:sz w:val="17"/>
+          <w:sz w:val="22"/>
           <w:szCs w:val="17"/>
         </w:rPr>
         <w:t xml:space="preserve">Maryland Standard 6.EE.C.9   ·   Learning target — I can write an equation from a described situation and identify its variables.</w:t>
@@ -3820,6 +3827,7 @@
           </w:tcPr>
           <w:p>
             <w:pPr>
+              <w:pStyle w:val="Heading2"/>
               <w:spacing w:before="0" w:after="40" w:line="264" w:lineRule="auto"/>
             </w:pPr>
             <w:r>
@@ -3847,25 +3855,25 @@
                 <w:rFonts w:ascii="Avenir Next" w:hAnsi="Avenir Next" w:cs="Avenir Next" w:eastAsia="Avenir Next"/>
                 <w:b/>
                 <w:color w:val="003A70"/>
+                <w:sz w:val="22"/>
+                <w:szCs w:val="18"/>
+              </w:rPr>
+              <w:t xml:space="preserve">•</w:t>
+            </w:r>
+            <w:r>
+              <w:rPr>
+                <w:rFonts w:ascii="Avenir Next" w:hAnsi="Avenir Next" w:cs="Avenir Next" w:eastAsia="Avenir Next"/>
+                <w:color w:val="1A1A1A"/>
                 <w:sz w:val="18"/>
                 <w:szCs w:val="18"/>
               </w:rPr>
-              <w:t xml:space="preserve">•</w:t>
-            </w:r>
-            <w:r>
-              <w:rPr>
-                <w:rFonts w:ascii="Avenir Next" w:hAnsi="Avenir Next" w:cs="Avenir Next" w:eastAsia="Avenir Next"/>
-                <w:color w:val="1A1A1A"/>
-                <w:sz w:val="18"/>
-                <w:szCs w:val="18"/>
-              </w:rPr>
               <w:tab/>
             </w:r>
             <w:r>
               <w:rPr>
                 <w:rFonts w:ascii="Avenir Next" w:hAnsi="Avenir Next" w:cs="Avenir Next" w:eastAsia="Avenir Next"/>
                 <w:color w:val="1A1A1A"/>
-                <w:sz w:val="18"/>
+                <w:sz w:val="22"/>
                 <w:szCs w:val="18"/>
               </w:rPr>
               <w:t xml:space="preserve">A </w:t>
@@ -3875,7 +3883,7 @@
                 <w:rFonts w:ascii="Avenir Next" w:hAnsi="Avenir Next" w:cs="Avenir Next" w:eastAsia="Avenir Next"/>
                 <w:b/>
                 <w:color w:val="1A1A1A"/>
-                <w:sz w:val="18"/>
+                <w:sz w:val="22"/>
                 <w:szCs w:val="18"/>
               </w:rPr>
               <w:t xml:space="preserve">rate</w:t>
@@ -3884,7 +3892,7 @@
               <w:rPr>
                 <w:rFonts w:ascii="Avenir Next" w:hAnsi="Avenir Next" w:cs="Avenir Next" w:eastAsia="Avenir Next"/>
                 <w:color w:val="1A1A1A"/>
-                <w:sz w:val="18"/>
+                <w:sz w:val="22"/>
                 <w:szCs w:val="18"/>
               </w:rPr>
               <w:t xml:space="preserve"> (“each,” “per”) multiplies </w:t>
@@ -3894,7 +3902,7 @@
                 <w:rFonts w:ascii="Avenir Next" w:hAnsi="Avenir Next" w:cs="Avenir Next" w:eastAsia="Avenir Next"/>
                 <w:i/>
                 <w:color w:val="1A1A1A"/>
-                <w:sz w:val="18"/>
+                <w:sz w:val="22"/>
                 <w:szCs w:val="18"/>
               </w:rPr>
               <w:t xml:space="preserve">x</w:t>
@@ -3903,7 +3911,7 @@
               <w:rPr>
                 <w:rFonts w:ascii="Avenir Next" w:hAnsi="Avenir Next" w:cs="Avenir Next" w:eastAsia="Avenir Next"/>
                 <w:color w:val="1A1A1A"/>
-                <w:sz w:val="18"/>
+                <w:sz w:val="22"/>
                 <w:szCs w:val="18"/>
               </w:rPr>
               <w:t xml:space="preserve">. A </w:t>
@@ -3913,7 +3921,7 @@
                 <w:rFonts w:ascii="Avenir Next" w:hAnsi="Avenir Next" w:cs="Avenir Next" w:eastAsia="Avenir Next"/>
                 <w:b/>
                 <w:color w:val="1A1A1A"/>
-                <w:sz w:val="18"/>
+                <w:sz w:val="22"/>
                 <w:szCs w:val="18"/>
               </w:rPr>
               <w:t xml:space="preserve">starting amount</w:t>
@@ -3922,7 +3930,7 @@
               <w:rPr>
                 <w:rFonts w:ascii="Avenir Next" w:hAnsi="Avenir Next" w:cs="Avenir Next" w:eastAsia="Avenir Next"/>
                 <w:color w:val="1A1A1A"/>
-                <w:sz w:val="18"/>
+                <w:sz w:val="22"/>
                 <w:szCs w:val="18"/>
               </w:rPr>
               <w:t xml:space="preserve"> or fee is added once.</w:t>
@@ -3941,18 +3949,18 @@
                 <w:rFonts w:ascii="Avenir Next" w:hAnsi="Avenir Next" w:cs="Avenir Next" w:eastAsia="Avenir Next"/>
                 <w:b/>
                 <w:color w:val="003A70"/>
+                <w:sz w:val="22"/>
+                <w:szCs w:val="18"/>
+              </w:rPr>
+              <w:t xml:space="preserve">•</w:t>
+            </w:r>
+            <w:r>
+              <w:rPr>
+                <w:rFonts w:ascii="Avenir Next" w:hAnsi="Avenir Next" w:cs="Avenir Next" w:eastAsia="Avenir Next"/>
+                <w:color w:val="1A1A1A"/>
                 <w:sz w:val="18"/>
                 <w:szCs w:val="18"/>
               </w:rPr>
-              <w:t xml:space="preserve">•</w:t>
-            </w:r>
-            <w:r>
-              <w:rPr>
-                <w:rFonts w:ascii="Avenir Next" w:hAnsi="Avenir Next" w:cs="Avenir Next" w:eastAsia="Avenir Next"/>
-                <w:color w:val="1A1A1A"/>
-                <w:sz w:val="18"/>
-                <w:szCs w:val="18"/>
-              </w:rPr>
               <w:tab/>
             </w:r>
             <w:r>
@@ -3960,7 +3968,7 @@
                 <w:rFonts w:ascii="Avenir Next" w:hAnsi="Avenir Next" w:cs="Avenir Next" w:eastAsia="Avenir Next"/>
                 <w:i/>
                 <w:color w:val="1A1A1A"/>
-                <w:sz w:val="18"/>
+                <w:sz w:val="22"/>
                 <w:szCs w:val="18"/>
               </w:rPr>
               <w:t xml:space="preserve">y</w:t>
@@ -3969,7 +3977,7 @@
               <w:rPr>
                 <w:rFonts w:ascii="Avenir Next" w:hAnsi="Avenir Next" w:cs="Avenir Next" w:eastAsia="Avenir Next"/>
                 <w:color w:val="1A1A1A"/>
-                <w:sz w:val="18"/>
+                <w:sz w:val="22"/>
                 <w:szCs w:val="18"/>
               </w:rPr>
               <w:t xml:space="preserve"> = (rate) × </w:t>
@@ -3979,7 +3987,7 @@
                 <w:rFonts w:ascii="Avenir Next" w:hAnsi="Avenir Next" w:cs="Avenir Next" w:eastAsia="Avenir Next"/>
                 <w:i/>
                 <w:color w:val="1A1A1A"/>
-                <w:sz w:val="18"/>
+                <w:sz w:val="22"/>
                 <w:szCs w:val="18"/>
               </w:rPr>
               <w:t xml:space="preserve">x</w:t>
@@ -3988,7 +3996,7 @@
               <w:rPr>
                 <w:rFonts w:ascii="Avenir Next" w:hAnsi="Avenir Next" w:cs="Avenir Next" w:eastAsia="Avenir Next"/>
                 <w:color w:val="1A1A1A"/>
-                <w:sz w:val="18"/>
+                <w:sz w:val="22"/>
                 <w:szCs w:val="18"/>
               </w:rPr>
               <w:t xml:space="preserve"> + (starting amount). Check it with one value from the story.</w:t>
@@ -4003,6 +4011,7 @@
           </w:tcPr>
           <w:p>
             <w:pPr>
+              <w:pStyle w:val="Heading2"/>
               <w:spacing w:before="0" w:after="40" w:line="264" w:lineRule="auto"/>
             </w:pPr>
             <w:r>
@@ -4025,7 +4034,7 @@
               <w:rPr>
                 <w:rFonts w:ascii="Avenir Next" w:hAnsi="Avenir Next" w:cs="Avenir Next" w:eastAsia="Avenir Next"/>
                 <w:color w:val="1A1A1A"/>
-                <w:sz w:val="17"/>
+                <w:sz w:val="22"/>
                 <w:szCs w:val="17"/>
               </w:rPr>
               <w:t xml:space="preserve">A gym charges $10 to enter plus $7 per hour. Write an equation for the cost </w:t>
@@ -4035,7 +4044,7 @@
                 <w:rFonts w:ascii="Avenir Next" w:hAnsi="Avenir Next" w:cs="Avenir Next" w:eastAsia="Avenir Next"/>
                 <w:i/>
                 <w:color w:val="1A1A1A"/>
-                <w:sz w:val="17"/>
+                <w:sz w:val="22"/>
                 <w:szCs w:val="17"/>
               </w:rPr>
               <w:t xml:space="preserve">y</w:t>
@@ -4044,7 +4053,7 @@
               <w:rPr>
                 <w:rFonts w:ascii="Avenir Next" w:hAnsi="Avenir Next" w:cs="Avenir Next" w:eastAsia="Avenir Next"/>
                 <w:color w:val="1A1A1A"/>
-                <w:sz w:val="17"/>
+                <w:sz w:val="22"/>
                 <w:szCs w:val="17"/>
               </w:rPr>
               <w:t xml:space="preserve"> of </w:t>
@@ -4054,7 +4063,7 @@
                 <w:rFonts w:ascii="Avenir Next" w:hAnsi="Avenir Next" w:cs="Avenir Next" w:eastAsia="Avenir Next"/>
                 <w:i/>
                 <w:color w:val="1A1A1A"/>
-                <w:sz w:val="17"/>
+                <w:sz w:val="22"/>
                 <w:szCs w:val="17"/>
               </w:rPr>
               <w:t xml:space="preserve">x</w:t>
@@ -4063,7 +4072,7 @@
               <w:rPr>
                 <w:rFonts w:ascii="Avenir Next" w:hAnsi="Avenir Next" w:cs="Avenir Next" w:eastAsia="Avenir Next"/>
                 <w:color w:val="1A1A1A"/>
-                <w:sz w:val="17"/>
+                <w:sz w:val="22"/>
                 <w:szCs w:val="17"/>
               </w:rPr>
               <w:t xml:space="preserve"> hours.</w:t>
@@ -4082,44 +4091,44 @@
                 <w:rFonts w:ascii="Avenir Next" w:hAnsi="Avenir Next" w:cs="Avenir Next" w:eastAsia="Avenir Next"/>
                 <w:b/>
                 <w:color w:val="003A70"/>
+                <w:sz w:val="22"/>
+                <w:szCs w:val="17"/>
+              </w:rPr>
+              <w:t xml:space="preserve">Step 1</w:t>
+            </w:r>
+            <w:r>
+              <w:rPr>
+                <w:rFonts w:ascii="Avenir Next" w:hAnsi="Avenir Next" w:cs="Avenir Next" w:eastAsia="Avenir Next"/>
+                <w:color w:val="1A1A1A"/>
                 <w:sz w:val="17"/>
                 <w:szCs w:val="17"/>
               </w:rPr>
-              <w:t xml:space="preserve">Step 1</w:t>
-            </w:r>
-            <w:r>
-              <w:rPr>
-                <w:rFonts w:ascii="Avenir Next" w:hAnsi="Avenir Next" w:cs="Avenir Next" w:eastAsia="Avenir Next"/>
-                <w:color w:val="1A1A1A"/>
-                <w:sz w:val="17"/>
+              <w:tab/>
+            </w:r>
+            <w:r>
+              <w:rPr>
+                <w:rFonts w:ascii="Avenir Next" w:hAnsi="Avenir Next" w:cs="Avenir Next" w:eastAsia="Avenir Next"/>
+                <w:color w:val="1A1A1A"/>
+                <w:sz w:val="22"/>
                 <w:szCs w:val="17"/>
               </w:rPr>
-              <w:tab/>
-            </w:r>
-            <w:r>
-              <w:rPr>
-                <w:rFonts w:ascii="Avenir Next" w:hAnsi="Avenir Next" w:cs="Avenir Next" w:eastAsia="Avenir Next"/>
-                <w:color w:val="1A1A1A"/>
-                <w:sz w:val="17"/>
+              <w:t xml:space="preserve">Rate: 7 per hour, so 7</w:t>
+            </w:r>
+            <w:r>
+              <w:rPr>
+                <w:rFonts w:ascii="Avenir Next" w:hAnsi="Avenir Next" w:cs="Avenir Next" w:eastAsia="Avenir Next"/>
+                <w:i/>
+                <w:color w:val="1A1A1A"/>
+                <w:sz w:val="22"/>
                 <w:szCs w:val="17"/>
               </w:rPr>
-              <w:t xml:space="preserve">Rate: 7 per hour, so 7</w:t>
-            </w:r>
-            <w:r>
-              <w:rPr>
-                <w:rFonts w:ascii="Avenir Next" w:hAnsi="Avenir Next" w:cs="Avenir Next" w:eastAsia="Avenir Next"/>
-                <w:i/>
-                <w:color w:val="1A1A1A"/>
-                <w:sz w:val="17"/>
-                <w:szCs w:val="17"/>
-              </w:rPr>
               <w:t xml:space="preserve">x</w:t>
             </w:r>
             <w:r>
               <w:rPr>
                 <w:rFonts w:ascii="Avenir Next" w:hAnsi="Avenir Next" w:cs="Avenir Next" w:eastAsia="Avenir Next"/>
                 <w:color w:val="1A1A1A"/>
-                <w:sz w:val="17"/>
+                <w:sz w:val="22"/>
                 <w:szCs w:val="17"/>
               </w:rPr>
               <w:t xml:space="preserve">. Fee: add 10.</w:t>
@@ -4138,25 +4147,25 @@
                 <w:rFonts w:ascii="Avenir Next" w:hAnsi="Avenir Next" w:cs="Avenir Next" w:eastAsia="Avenir Next"/>
                 <w:b/>
                 <w:color w:val="003A70"/>
+                <w:sz w:val="22"/>
+                <w:szCs w:val="17"/>
+              </w:rPr>
+              <w:t xml:space="preserve">Step 2</w:t>
+            </w:r>
+            <w:r>
+              <w:rPr>
+                <w:rFonts w:ascii="Avenir Next" w:hAnsi="Avenir Next" w:cs="Avenir Next" w:eastAsia="Avenir Next"/>
+                <w:color w:val="1A1A1A"/>
                 <w:sz w:val="17"/>
                 <w:szCs w:val="17"/>
               </w:rPr>
-              <w:t xml:space="preserve">Step 2</w:t>
-            </w:r>
-            <w:r>
-              <w:rPr>
-                <w:rFonts w:ascii="Avenir Next" w:hAnsi="Avenir Next" w:cs="Avenir Next" w:eastAsia="Avenir Next"/>
-                <w:color w:val="1A1A1A"/>
-                <w:sz w:val="17"/>
-                <w:szCs w:val="17"/>
-              </w:rPr>
               <w:tab/>
             </w:r>
             <w:r>
               <w:rPr>
                 <w:rFonts w:ascii="Avenir Next" w:hAnsi="Avenir Next" w:cs="Avenir Next" w:eastAsia="Avenir Next"/>
                 <w:color w:val="1A1A1A"/>
-                <w:sz w:val="17"/>
+                <w:sz w:val="22"/>
                 <w:szCs w:val="17"/>
               </w:rPr>
               <w:t xml:space="preserve">Check 3 hours: 7 × 3 + 10 = 31</w:t>
@@ -4175,19 +4184,40 @@
                 <w:rFonts w:ascii="Avenir Next" w:hAnsi="Avenir Next" w:cs="Avenir Next" w:eastAsia="Avenir Next"/>
                 <w:b/>
                 <w:color w:val="1A1A1A"/>
+                <w:sz w:val="22"/>
+                <w:szCs w:val="17"/>
+              </w:rPr>
+              <w:t xml:space="preserve">Answer</w:t>
+            </w:r>
+            <w:r>
+              <w:rPr>
+                <w:rFonts w:ascii="Avenir Next" w:hAnsi="Avenir Next" w:cs="Avenir Next" w:eastAsia="Avenir Next"/>
+                <w:color w:val="1A1A1A"/>
                 <w:sz w:val="17"/>
                 <w:szCs w:val="17"/>
               </w:rPr>
-              <w:t xml:space="preserve">Answer</w:t>
-            </w:r>
-            <w:r>
-              <w:rPr>
-                <w:rFonts w:ascii="Avenir Next" w:hAnsi="Avenir Next" w:cs="Avenir Next" w:eastAsia="Avenir Next"/>
-                <w:color w:val="1A1A1A"/>
-                <w:sz w:val="17"/>
+              <w:tab/>
+            </w:r>
+            <w:r>
+              <w:rPr>
+                <w:rFonts w:ascii="Avenir Next" w:hAnsi="Avenir Next" w:cs="Avenir Next" w:eastAsia="Avenir Next"/>
+                <w:b/>
+                <w:i/>
+                <w:color w:val="1A1A1A"/>
+                <w:sz w:val="22"/>
                 <w:szCs w:val="17"/>
               </w:rPr>
-              <w:tab/>
+              <w:t xml:space="preserve">y</w:t>
+            </w:r>
+            <w:r>
+              <w:rPr>
+                <w:rFonts w:ascii="Avenir Next" w:hAnsi="Avenir Next" w:cs="Avenir Next" w:eastAsia="Avenir Next"/>
+                <w:b/>
+                <w:color w:val="1A1A1A"/>
+                <w:sz w:val="22"/>
+                <w:szCs w:val="17"/>
+              </w:rPr>
+              <w:t xml:space="preserve"> = 7</w:t>
             </w:r>
             <w:r>
               <w:rPr>
@@ -4195,30 +4225,9 @@
                 <w:b/>
                 <w:i/>
                 <w:color w:val="1A1A1A"/>
-                <w:sz w:val="17"/>
+                <w:sz w:val="22"/>
                 <w:szCs w:val="17"/>
               </w:rPr>
-              <w:t xml:space="preserve">y</w:t>
-            </w:r>
-            <w:r>
-              <w:rPr>
-                <w:rFonts w:ascii="Avenir Next" w:hAnsi="Avenir Next" w:cs="Avenir Next" w:eastAsia="Avenir Next"/>
-                <w:b/>
-                <w:color w:val="1A1A1A"/>
-                <w:sz w:val="17"/>
-                <w:szCs w:val="17"/>
-              </w:rPr>
-              <w:t xml:space="preserve"> = 7</w:t>
-            </w:r>
-            <w:r>
-              <w:rPr>
-                <w:rFonts w:ascii="Avenir Next" w:hAnsi="Avenir Next" w:cs="Avenir Next" w:eastAsia="Avenir Next"/>
-                <w:b/>
-                <w:i/>
-                <w:color w:val="1A1A1A"/>
-                <w:sz w:val="17"/>
-                <w:szCs w:val="17"/>
-              </w:rPr>
               <w:t xml:space="preserve">x</w:t>
             </w:r>
             <w:r>
@@ -4226,7 +4235,7 @@
                 <w:rFonts w:ascii="Avenir Next" w:hAnsi="Avenir Next" w:cs="Avenir Next" w:eastAsia="Avenir Next"/>
                 <w:b/>
                 <w:color w:val="1A1A1A"/>
-                <w:sz w:val="17"/>
+                <w:sz w:val="22"/>
                 <w:szCs w:val="17"/>
               </w:rPr>
               <w:t xml:space="preserve"> + 10</w:t>
@@ -4276,6 +4285,7 @@
           </w:tcPr>
           <w:p>
             <w:pPr>
+              <w:pStyle w:val="Heading2"/>
               <w:spacing w:before="0" w:after="40" w:line="264" w:lineRule="auto"/>
             </w:pPr>
             <w:r>
@@ -4299,7 +4309,7 @@
                 <w:rFonts w:ascii="Avenir Next" w:hAnsi="Avenir Next" w:cs="Avenir Next" w:eastAsia="Avenir Next"/>
                 <w:b/>
                 <w:color w:val="1A1A1A"/>
-                <w:sz w:val="21"/>
+                <w:sz w:val="22"/>
                 <w:szCs w:val="21"/>
               </w:rPr>
               <w:t xml:space="preserve">rate</w:t>
@@ -4308,7 +4318,7 @@
               <w:rPr>
                 <w:rFonts w:ascii="Avenir Next" w:hAnsi="Avenir Next" w:cs="Avenir Next" w:eastAsia="Avenir Next"/>
                 <w:color w:val="5A5F66"/>
-                <w:sz w:val="21"/>
+                <w:sz w:val="22"/>
                 <w:szCs w:val="21"/>
               </w:rPr>
               <w:t xml:space="preserve"> — </w:t>
@@ -4317,7 +4327,7 @@
               <w:rPr>
                 <w:rFonts w:ascii="Avenir Next" w:hAnsi="Avenir Next" w:cs="Avenir Next" w:eastAsia="Avenir Next"/>
                 <w:color w:val="1A1A1A"/>
-                <w:sz w:val="21"/>
+                <w:sz w:val="22"/>
                 <w:szCs w:val="21"/>
               </w:rPr>
               <w:t xml:space="preserve">“each” or “per”; it multiplies x</w:t>
@@ -4332,7 +4342,7 @@
                 <w:rFonts w:ascii="Avenir Next" w:hAnsi="Avenir Next" w:cs="Avenir Next" w:eastAsia="Avenir Next"/>
                 <w:b/>
                 <w:color w:val="1A1A1A"/>
-                <w:sz w:val="21"/>
+                <w:sz w:val="22"/>
                 <w:szCs w:val="21"/>
               </w:rPr>
               <w:t xml:space="preserve">fee</w:t>
@@ -4341,7 +4351,7 @@
               <w:rPr>
                 <w:rFonts w:ascii="Avenir Next" w:hAnsi="Avenir Next" w:cs="Avenir Next" w:eastAsia="Avenir Next"/>
                 <w:color w:val="5A5F66"/>
-                <w:sz w:val="21"/>
+                <w:sz w:val="22"/>
                 <w:szCs w:val="21"/>
               </w:rPr>
               <w:t xml:space="preserve"> — </w:t>
@@ -4350,7 +4360,7 @@
               <w:rPr>
                 <w:rFonts w:ascii="Avenir Next" w:hAnsi="Avenir Next" w:cs="Avenir Next" w:eastAsia="Avenir Next"/>
                 <w:color w:val="1A1A1A"/>
-                <w:sz w:val="21"/>
+                <w:sz w:val="22"/>
                 <w:szCs w:val="21"/>
               </w:rPr>
               <w:t xml:space="preserve">a cost paid one time; it is added</w:t>
@@ -4376,7 +4386,7 @@
                 <w:rFonts w:ascii="Avenir Next" w:hAnsi="Avenir Next" w:cs="Avenir Next" w:eastAsia="Avenir Next"/>
                 <w:b/>
                 <w:color w:val="1A1A1A"/>
-                <w:sz w:val="21"/>
+                <w:sz w:val="22"/>
                 <w:szCs w:val="21"/>
               </w:rPr>
               <w:t xml:space="preserve">starting amount</w:t>
@@ -4385,7 +4395,7 @@
               <w:rPr>
                 <w:rFonts w:ascii="Avenir Next" w:hAnsi="Avenir Next" w:cs="Avenir Next" w:eastAsia="Avenir Next"/>
                 <w:color w:val="5A5F66"/>
-                <w:sz w:val="21"/>
+                <w:sz w:val="22"/>
                 <w:szCs w:val="21"/>
               </w:rPr>
               <w:t xml:space="preserve"> — </w:t>
@@ -4394,7 +4404,7 @@
               <w:rPr>
                 <w:rFonts w:ascii="Avenir Next" w:hAnsi="Avenir Next" w:cs="Avenir Next" w:eastAsia="Avenir Next"/>
                 <w:color w:val="1A1A1A"/>
-                <w:sz w:val="21"/>
+                <w:sz w:val="22"/>
                 <w:szCs w:val="21"/>
               </w:rPr>
               <w:t xml:space="preserve">what you have at the start; it is added</w:t>
@@ -4405,6 +4415,7 @@
     </w:tbl>
     <w:p>
       <w:pPr>
+        <w:pStyle w:val="Heading2"/>
         <w:keepNext/>
         <w:pBdr>
           <w:bottom w:val="single" w:sz="8" w:space="3" w:color="003A70"/>
@@ -4420,7 +4431,7 @@
           <w:b/>
           <w:color w:val="003A70"/>
           <w:spacing w:val="14"/>
-          <w:sz w:val="21"/>
+          <w:sz w:val="22"/>
           <w:szCs w:val="21"/>
         </w:rPr>
         <w:t xml:space="preserve">PRACTICE</w:t>
@@ -4439,7 +4450,7 @@
           <w:rFonts w:ascii="Avenir Next" w:hAnsi="Avenir Next" w:cs="Avenir Next" w:eastAsia="Avenir Next"/>
           <w:i/>
           <w:color w:val="5A5F66"/>
-          <w:sz w:val="17"/>
+          <w:sz w:val="22"/>
           <w:szCs w:val="17"/>
         </w:rPr>
         <w:t xml:space="preserve">show your work · label units</w:t>
@@ -5020,25 +5031,25 @@
                 <w:rFonts w:ascii="Avenir Next" w:hAnsi="Avenir Next" w:cs="Avenir Next" w:eastAsia="Avenir Next"/>
                 <w:b/>
                 <w:color w:val="003A70"/>
+                <w:sz w:val="22"/>
+                <w:szCs w:val="18"/>
+              </w:rPr>
+              <w:t xml:space="preserve">Step 1</w:t>
+            </w:r>
+            <w:r>
+              <w:rPr>
+                <w:rFonts w:ascii="Avenir Next" w:hAnsi="Avenir Next" w:cs="Avenir Next" w:eastAsia="Avenir Next"/>
+                <w:color w:val="1A1A1A"/>
                 <w:sz w:val="18"/>
                 <w:szCs w:val="18"/>
               </w:rPr>
-              <w:t xml:space="preserve">Step 1</w:t>
-            </w:r>
-            <w:r>
-              <w:rPr>
-                <w:rFonts w:ascii="Avenir Next" w:hAnsi="Avenir Next" w:cs="Avenir Next" w:eastAsia="Avenir Next"/>
-                <w:color w:val="1A1A1A"/>
-                <w:sz w:val="18"/>
-                <w:szCs w:val="18"/>
-              </w:rPr>
               <w:tab/>
             </w:r>
             <w:r>
               <w:rPr>
                 <w:rFonts w:ascii="Avenir Next" w:hAnsi="Avenir Next" w:cs="Avenir Next" w:eastAsia="Avenir Next"/>
                 <w:color w:val="1A1A1A"/>
-                <w:sz w:val="21"/>
+                <w:sz w:val="22"/>
                 <w:szCs w:val="21"/>
               </w:rPr>
               <w:t xml:space="preserve">Multiply the games by $5.</w:t>
@@ -5058,25 +5069,25 @@
                 <w:rFonts w:ascii="Avenir Next" w:hAnsi="Avenir Next" w:cs="Avenir Next" w:eastAsia="Avenir Next"/>
                 <w:b/>
                 <w:color w:val="003A70"/>
+                <w:sz w:val="22"/>
+                <w:szCs w:val="18"/>
+              </w:rPr>
+              <w:t xml:space="preserve">Step 2</w:t>
+            </w:r>
+            <w:r>
+              <w:rPr>
+                <w:rFonts w:ascii="Avenir Next" w:hAnsi="Avenir Next" w:cs="Avenir Next" w:eastAsia="Avenir Next"/>
+                <w:color w:val="1A1A1A"/>
                 <w:sz w:val="18"/>
                 <w:szCs w:val="18"/>
               </w:rPr>
-              <w:t xml:space="preserve">Step 2</w:t>
-            </w:r>
-            <w:r>
-              <w:rPr>
-                <w:rFonts w:ascii="Avenir Next" w:hAnsi="Avenir Next" w:cs="Avenir Next" w:eastAsia="Avenir Next"/>
-                <w:color w:val="1A1A1A"/>
-                <w:sz w:val="18"/>
-                <w:szCs w:val="18"/>
-              </w:rPr>
               <w:tab/>
             </w:r>
             <w:r>
               <w:rPr>
                 <w:rFonts w:ascii="Avenir Next" w:hAnsi="Avenir Next" w:cs="Avenir Next" w:eastAsia="Avenir Next"/>
                 <w:color w:val="1A1A1A"/>
-                <w:sz w:val="21"/>
+                <w:sz w:val="22"/>
                 <w:szCs w:val="21"/>
               </w:rPr>
               <w:t xml:space="preserve">Add the $4 shoe fee one time.</w:t>
@@ -5095,7 +5106,7 @@
                 <w:rFonts w:ascii="Avenir Next" w:hAnsi="Avenir Next" w:cs="Avenir Next" w:eastAsia="Avenir Next"/>
                 <w:b/>
                 <w:color w:val="1A1A1A"/>
-                <w:sz w:val="18"/>
+                <w:sz w:val="22"/>
                 <w:szCs w:val="18"/>
               </w:rPr>
               <w:t xml:space="preserve">Answer</w:t>
@@ -5256,25 +5267,25 @@
                 <w:rFonts w:ascii="Avenir Next" w:hAnsi="Avenir Next" w:cs="Avenir Next" w:eastAsia="Avenir Next"/>
                 <w:b/>
                 <w:color w:val="003A70"/>
+                <w:sz w:val="22"/>
+                <w:szCs w:val="18"/>
+              </w:rPr>
+              <w:t xml:space="preserve">Step 1</w:t>
+            </w:r>
+            <w:r>
+              <w:rPr>
+                <w:rFonts w:ascii="Avenir Next" w:hAnsi="Avenir Next" w:cs="Avenir Next" w:eastAsia="Avenir Next"/>
+                <w:color w:val="1A1A1A"/>
                 <w:sz w:val="18"/>
                 <w:szCs w:val="18"/>
               </w:rPr>
-              <w:t xml:space="preserve">Step 1</w:t>
-            </w:r>
-            <w:r>
-              <w:rPr>
-                <w:rFonts w:ascii="Avenir Next" w:hAnsi="Avenir Next" w:cs="Avenir Next" w:eastAsia="Avenir Next"/>
-                <w:color w:val="1A1A1A"/>
-                <w:sz w:val="18"/>
-                <w:szCs w:val="18"/>
-              </w:rPr>
               <w:tab/>
             </w:r>
             <w:r>
               <w:rPr>
                 <w:rFonts w:ascii="Avenir Next" w:hAnsi="Avenir Next" w:cs="Avenir Next" w:eastAsia="Avenir Next"/>
                 <w:color w:val="1A1A1A"/>
-                <w:sz w:val="21"/>
+                <w:sz w:val="22"/>
                 <w:szCs w:val="21"/>
               </w:rPr>
               <w:t xml:space="preserve">Multiply the miles by $2.</w:t>
@@ -5294,25 +5305,25 @@
                 <w:rFonts w:ascii="Avenir Next" w:hAnsi="Avenir Next" w:cs="Avenir Next" w:eastAsia="Avenir Next"/>
                 <w:b/>
                 <w:color w:val="003A70"/>
+                <w:sz w:val="22"/>
+                <w:szCs w:val="18"/>
+              </w:rPr>
+              <w:t xml:space="preserve">Step 2</w:t>
+            </w:r>
+            <w:r>
+              <w:rPr>
+                <w:rFonts w:ascii="Avenir Next" w:hAnsi="Avenir Next" w:cs="Avenir Next" w:eastAsia="Avenir Next"/>
+                <w:color w:val="1A1A1A"/>
                 <w:sz w:val="18"/>
                 <w:szCs w:val="18"/>
               </w:rPr>
-              <w:t xml:space="preserve">Step 2</w:t>
-            </w:r>
-            <w:r>
-              <w:rPr>
-                <w:rFonts w:ascii="Avenir Next" w:hAnsi="Avenir Next" w:cs="Avenir Next" w:eastAsia="Avenir Next"/>
-                <w:color w:val="1A1A1A"/>
-                <w:sz w:val="18"/>
-                <w:szCs w:val="18"/>
-              </w:rPr>
               <w:tab/>
             </w:r>
             <w:r>
               <w:rPr>
                 <w:rFonts w:ascii="Avenir Next" w:hAnsi="Avenir Next" w:cs="Avenir Next" w:eastAsia="Avenir Next"/>
                 <w:color w:val="1A1A1A"/>
-                <w:sz w:val="21"/>
+                <w:sz w:val="22"/>
                 <w:szCs w:val="21"/>
               </w:rPr>
               <w:t xml:space="preserve">Add the $3 start fee one time.</w:t>
@@ -5331,7 +5342,7 @@
                 <w:rFonts w:ascii="Avenir Next" w:hAnsi="Avenir Next" w:cs="Avenir Next" w:eastAsia="Avenir Next"/>
                 <w:b/>
                 <w:color w:val="1A1A1A"/>
-                <w:sz w:val="18"/>
+                <w:sz w:val="22"/>
                 <w:szCs w:val="18"/>
               </w:rPr>
               <w:t xml:space="preserve">Answer</w:t>
@@ -5454,25 +5465,25 @@
                 <w:rFonts w:ascii="Avenir Next" w:hAnsi="Avenir Next" w:cs="Avenir Next" w:eastAsia="Avenir Next"/>
                 <w:b/>
                 <w:color w:val="003A70"/>
+                <w:sz w:val="22"/>
+                <w:szCs w:val="18"/>
+              </w:rPr>
+              <w:t xml:space="preserve">Step 1</w:t>
+            </w:r>
+            <w:r>
+              <w:rPr>
+                <w:rFonts w:ascii="Avenir Next" w:hAnsi="Avenir Next" w:cs="Avenir Next" w:eastAsia="Avenir Next"/>
+                <w:color w:val="1A1A1A"/>
                 <w:sz w:val="18"/>
                 <w:szCs w:val="18"/>
               </w:rPr>
-              <w:t xml:space="preserve">Step 1</w:t>
-            </w:r>
-            <w:r>
-              <w:rPr>
-                <w:rFonts w:ascii="Avenir Next" w:hAnsi="Avenir Next" w:cs="Avenir Next" w:eastAsia="Avenir Next"/>
-                <w:color w:val="1A1A1A"/>
-                <w:sz w:val="18"/>
-                <w:szCs w:val="18"/>
-              </w:rPr>
               <w:tab/>
             </w:r>
             <w:r>
               <w:rPr>
                 <w:rFonts w:ascii="Avenir Next" w:hAnsi="Avenir Next" w:cs="Avenir Next" w:eastAsia="Avenir Next"/>
                 <w:color w:val="1A1A1A"/>
-                <w:sz w:val="21"/>
+                <w:sz w:val="22"/>
                 <w:szCs w:val="21"/>
               </w:rPr>
               <w:t xml:space="preserve">At </w:t>
@@ -5482,7 +5493,7 @@
                 <w:rFonts w:ascii="Avenir Next" w:hAnsi="Avenir Next" w:cs="Avenir Next" w:eastAsia="Avenir Next"/>
                 <w:i/>
                 <w:color w:val="1A1A1A"/>
-                <w:sz w:val="21"/>
+                <w:sz w:val="22"/>
                 <w:szCs w:val="21"/>
               </w:rPr>
               <w:t xml:space="preserve">x</w:t>
@@ -5491,7 +5502,7 @@
               <w:rPr>
                 <w:rFonts w:ascii="Avenir Next" w:hAnsi="Avenir Next" w:cs="Avenir Next" w:eastAsia="Avenir Next"/>
                 <w:color w:val="1A1A1A"/>
-                <w:sz w:val="21"/>
+                <w:sz w:val="22"/>
                 <w:szCs w:val="21"/>
               </w:rPr>
               <w:t xml:space="preserve"> = 0, no cars are washed yet. What does the class have?</w:t>
@@ -5511,25 +5522,25 @@
                 <w:rFonts w:ascii="Avenir Next" w:hAnsi="Avenir Next" w:cs="Avenir Next" w:eastAsia="Avenir Next"/>
                 <w:b/>
                 <w:color w:val="003A70"/>
+                <w:sz w:val="22"/>
+                <w:szCs w:val="18"/>
+              </w:rPr>
+              <w:t xml:space="preserve">Step 2</w:t>
+            </w:r>
+            <w:r>
+              <w:rPr>
+                <w:rFonts w:ascii="Avenir Next" w:hAnsi="Avenir Next" w:cs="Avenir Next" w:eastAsia="Avenir Next"/>
+                <w:color w:val="1A1A1A"/>
                 <w:sz w:val="18"/>
                 <w:szCs w:val="18"/>
               </w:rPr>
-              <w:t xml:space="preserve">Step 2</w:t>
-            </w:r>
-            <w:r>
-              <w:rPr>
-                <w:rFonts w:ascii="Avenir Next" w:hAnsi="Avenir Next" w:cs="Avenir Next" w:eastAsia="Avenir Next"/>
-                <w:color w:val="1A1A1A"/>
-                <w:sz w:val="18"/>
-                <w:szCs w:val="18"/>
-              </w:rPr>
               <w:tab/>
             </w:r>
             <w:r>
               <w:rPr>
                 <w:rFonts w:ascii="Avenir Next" w:hAnsi="Avenir Next" w:cs="Avenir Next" w:eastAsia="Avenir Next"/>
                 <w:color w:val="1A1A1A"/>
-                <w:sz w:val="21"/>
+                <w:sz w:val="22"/>
                 <w:szCs w:val="21"/>
               </w:rPr>
               <w:t xml:space="preserve">Add $8 for each car.</w:t>
@@ -5585,7 +5596,7 @@
                       <w:rFonts w:ascii="Avenir Next" w:hAnsi="Avenir Next" w:cs="Avenir Next" w:eastAsia="Avenir Next"/>
                       <w:b/>
                       <w:color w:val="1A1A1A"/>
-                      <w:sz w:val="21"/>
+                      <w:sz w:val="22"/>
                       <w:szCs w:val="21"/>
                     </w:rPr>
                     <w:t xml:space="preserve">Cars (</w:t>
@@ -5596,7 +5607,7 @@
                       <w:b/>
                       <w:i/>
                       <w:color w:val="1A1A1A"/>
-                      <w:sz w:val="21"/>
+                      <w:sz w:val="22"/>
                       <w:szCs w:val="21"/>
                     </w:rPr>
                     <w:t xml:space="preserve">x</w:t>
@@ -5606,7 +5617,7 @@
                       <w:rFonts w:ascii="Avenir Next" w:hAnsi="Avenir Next" w:cs="Avenir Next" w:eastAsia="Avenir Next"/>
                       <w:b/>
                       <w:color w:val="1A1A1A"/>
-                      <w:sz w:val="21"/>
+                      <w:sz w:val="22"/>
                       <w:szCs w:val="21"/>
                     </w:rPr>
                     <w:t xml:space="preserve">)</w:t>
@@ -5627,7 +5638,7 @@
                     <w:rPr>
                       <w:rFonts w:ascii="Avenir Next" w:hAnsi="Avenir Next" w:cs="Avenir Next" w:eastAsia="Avenir Next"/>
                       <w:color w:val="1A1A1A"/>
-                      <w:sz w:val="21"/>
+                      <w:sz w:val="22"/>
                       <w:szCs w:val="21"/>
                     </w:rPr>
                     <w:t xml:space="preserve">0</w:t>
@@ -5648,7 +5659,7 @@
                     <w:rPr>
                       <w:rFonts w:ascii="Avenir Next" w:hAnsi="Avenir Next" w:cs="Avenir Next" w:eastAsia="Avenir Next"/>
                       <w:color w:val="1A1A1A"/>
-                      <w:sz w:val="21"/>
+                      <w:sz w:val="22"/>
                       <w:szCs w:val="21"/>
                     </w:rPr>
                     <w:t xml:space="preserve">1</w:t>
@@ -5669,7 +5680,7 @@
                     <w:rPr>
                       <w:rFonts w:ascii="Avenir Next" w:hAnsi="Avenir Next" w:cs="Avenir Next" w:eastAsia="Avenir Next"/>
                       <w:color w:val="1A1A1A"/>
-                      <w:sz w:val="21"/>
+                      <w:sz w:val="22"/>
                       <w:szCs w:val="21"/>
                     </w:rPr>
                     <w:t xml:space="preserve">2</w:t>
@@ -5690,7 +5701,7 @@
                     <w:rPr>
                       <w:rFonts w:ascii="Avenir Next" w:hAnsi="Avenir Next" w:cs="Avenir Next" w:eastAsia="Avenir Next"/>
                       <w:color w:val="1A1A1A"/>
-                      <w:sz w:val="21"/>
+                      <w:sz w:val="22"/>
                       <w:szCs w:val="21"/>
                     </w:rPr>
                     <w:t xml:space="preserve">5</w:t>
@@ -5719,7 +5730,7 @@
                       <w:rFonts w:ascii="Avenir Next" w:hAnsi="Avenir Next" w:cs="Avenir Next" w:eastAsia="Avenir Next"/>
                       <w:b/>
                       <w:color w:val="1A1A1A"/>
-                      <w:sz w:val="21"/>
+                      <w:sz w:val="22"/>
                       <w:szCs w:val="21"/>
                     </w:rPr>
                     <w:t xml:space="preserve">Total $ (</w:t>
@@ -5730,7 +5741,7 @@
                       <w:b/>
                       <w:i/>
                       <w:color w:val="1A1A1A"/>
-                      <w:sz w:val="21"/>
+                      <w:sz w:val="22"/>
                       <w:szCs w:val="21"/>
                     </w:rPr>
                     <w:t xml:space="preserve">y</w:t>
@@ -5740,7 +5751,7 @@
                       <w:rFonts w:ascii="Avenir Next" w:hAnsi="Avenir Next" w:cs="Avenir Next" w:eastAsia="Avenir Next"/>
                       <w:b/>
                       <w:color w:val="1A1A1A"/>
-                      <w:sz w:val="21"/>
+                      <w:sz w:val="22"/>
                       <w:szCs w:val="21"/>
                     </w:rPr>
                     <w:t xml:space="preserve">)</w:t>
@@ -5806,7 +5817,7 @@
                 <w:rFonts w:ascii="Avenir Next" w:hAnsi="Avenir Next" w:cs="Avenir Next" w:eastAsia="Avenir Next"/>
                 <w:b/>
                 <w:color w:val="1A1A1A"/>
-                <w:sz w:val="18"/>
+                <w:sz w:val="22"/>
                 <w:szCs w:val="18"/>
               </w:rPr>
               <w:t xml:space="preserve">Equation</w:t>
@@ -5964,7 +5975,7 @@
                 <w:rFonts w:ascii="Avenir Next" w:hAnsi="Avenir Next" w:cs="Avenir Next" w:eastAsia="Avenir Next"/>
                 <w:b/>
                 <w:color w:val="003A70"/>
-                <w:sz w:val="17"/>
+                <w:sz w:val="22"/>
                 <w:szCs w:val="17"/>
               </w:rPr>
               <w:t xml:space="preserve">Frame  </w:t>
@@ -5974,10 +5985,30 @@
                 <w:rFonts w:ascii="Avenir Next" w:hAnsi="Avenir Next" w:cs="Avenir Next" w:eastAsia="Avenir Next"/>
                 <w:i/>
                 <w:color w:val="1A1A1A"/>
+                <w:sz w:val="22"/>
+                <w:szCs w:val="18"/>
+              </w:rPr>
+              <w:t xml:space="preserve">Nia’s mistake is </w:t>
+            </w:r>
+            <w:r>
+              <w:rPr>
+                <w:rFonts w:ascii="Avenir Next" w:hAnsi="Avenir Next" w:cs="Avenir Next" w:eastAsia="Avenir Next"/>
+                <w:color w:val="1A1A1A"/>
                 <w:sz w:val="18"/>
                 <w:szCs w:val="18"/>
-              </w:rPr>
-              <w:t xml:space="preserve">Nia’s mistake is </w:t>
+                <w:u w:val="single"/>
+              </w:rPr>
+              <w:t xml:space="preserve">      </w:t>
+            </w:r>
+            <w:r>
+              <w:rPr>
+                <w:rFonts w:ascii="Avenir Next" w:hAnsi="Avenir Next" w:cs="Avenir Next" w:eastAsia="Avenir Next"/>
+                <w:i/>
+                <w:color w:val="1A1A1A"/>
+                <w:sz w:val="22"/>
+                <w:szCs w:val="18"/>
+              </w:rPr>
+              <w:t xml:space="preserve">. The fee is paid </w:t>
             </w:r>
             <w:r>
               <w:rPr>
@@ -5994,17 +6025,37 @@
                 <w:rFonts w:ascii="Avenir Next" w:hAnsi="Avenir Next" w:cs="Avenir Next" w:eastAsia="Avenir Next"/>
                 <w:i/>
                 <w:color w:val="1A1A1A"/>
+                <w:sz w:val="22"/>
+                <w:szCs w:val="18"/>
+              </w:rPr>
+              <w:t xml:space="preserve">, so </w:t>
+            </w:r>
+            <w:r>
+              <w:rPr>
+                <w:rFonts w:ascii="Avenir Next" w:hAnsi="Avenir Next" w:cs="Avenir Next" w:eastAsia="Avenir Next"/>
+                <w:i/>
+                <w:color w:val="1A1A1A"/>
+                <w:sz w:val="22"/>
+                <w:szCs w:val="18"/>
+              </w:rPr>
+              <w:t xml:space="preserve">y</w:t>
+            </w:r>
+            <w:r>
+              <w:rPr>
+                <w:rFonts w:ascii="Avenir Next" w:hAnsi="Avenir Next" w:cs="Avenir Next" w:eastAsia="Avenir Next"/>
+                <w:i/>
+                <w:color w:val="1A1A1A"/>
+                <w:sz w:val="22"/>
+                <w:szCs w:val="18"/>
+              </w:rPr>
+              <w:t xml:space="preserve"> = </w:t>
+            </w:r>
+            <w:r>
+              <w:rPr>
+                <w:rFonts w:ascii="Avenir Next" w:hAnsi="Avenir Next" w:cs="Avenir Next" w:eastAsia="Avenir Next"/>
+                <w:color w:val="1A1A1A"/>
                 <w:sz w:val="18"/>
                 <w:szCs w:val="18"/>
-              </w:rPr>
-              <w:t xml:space="preserve">. The fee is paid </w:t>
-            </w:r>
-            <w:r>
-              <w:rPr>
-                <w:rFonts w:ascii="Avenir Next" w:hAnsi="Avenir Next" w:cs="Avenir Next" w:eastAsia="Avenir Next"/>
-                <w:color w:val="1A1A1A"/>
-                <w:sz w:val="18"/>
-                <w:szCs w:val="18"/>
                 <w:u w:val="single"/>
               </w:rPr>
               <w:t xml:space="preserve">      </w:t>
@@ -6014,47 +6065,7 @@
                 <w:rFonts w:ascii="Avenir Next" w:hAnsi="Avenir Next" w:cs="Avenir Next" w:eastAsia="Avenir Next"/>
                 <w:i/>
                 <w:color w:val="1A1A1A"/>
-                <w:sz w:val="18"/>
-                <w:szCs w:val="18"/>
-              </w:rPr>
-              <w:t xml:space="preserve">, so </w:t>
-            </w:r>
-            <w:r>
-              <w:rPr>
-                <w:rFonts w:ascii="Avenir Next" w:hAnsi="Avenir Next" w:cs="Avenir Next" w:eastAsia="Avenir Next"/>
-                <w:i/>
-                <w:color w:val="1A1A1A"/>
-                <w:sz w:val="18"/>
-                <w:szCs w:val="18"/>
-              </w:rPr>
-              <w:t xml:space="preserve">y</w:t>
-            </w:r>
-            <w:r>
-              <w:rPr>
-                <w:rFonts w:ascii="Avenir Next" w:hAnsi="Avenir Next" w:cs="Avenir Next" w:eastAsia="Avenir Next"/>
-                <w:i/>
-                <w:color w:val="1A1A1A"/>
-                <w:sz w:val="18"/>
-                <w:szCs w:val="18"/>
-              </w:rPr>
-              <w:t xml:space="preserve"> = </w:t>
-            </w:r>
-            <w:r>
-              <w:rPr>
-                <w:rFonts w:ascii="Avenir Next" w:hAnsi="Avenir Next" w:cs="Avenir Next" w:eastAsia="Avenir Next"/>
-                <w:color w:val="1A1A1A"/>
-                <w:sz w:val="18"/>
-                <w:szCs w:val="18"/>
-                <w:u w:val="single"/>
-              </w:rPr>
-              <w:t xml:space="preserve">      </w:t>
-            </w:r>
-            <w:r>
-              <w:rPr>
-                <w:rFonts w:ascii="Avenir Next" w:hAnsi="Avenir Next" w:cs="Avenir Next" w:eastAsia="Avenir Next"/>
-                <w:i/>
-                <w:color w:val="1A1A1A"/>
-                <w:sz w:val="18"/>
+                <w:sz w:val="22"/>
                 <w:szCs w:val="18"/>
               </w:rPr>
               <w:t xml:space="preserve">.</w:t>
@@ -6141,6 +6152,7 @@
     </w:p>
     <w:p>
       <w:pPr>
+        <w:pStyle w:val="Heading2"/>
         <w:keepNext/>
         <w:pBdr>
           <w:bottom w:val="single" w:sz="8" w:space="3" w:color="003A70"/>
@@ -6156,7 +6168,7 @@
           <w:b/>
           <w:color w:val="003A70"/>
           <w:spacing w:val="14"/>
-          <w:sz w:val="21"/>
+          <w:sz w:val="22"/>
           <w:szCs w:val="21"/>
         </w:rPr>
         <w:t xml:space="preserve">TEST PRACTICE</w:t>
@@ -6175,7 +6187,7 @@
           <w:rFonts w:ascii="Avenir Next" w:hAnsi="Avenir Next" w:cs="Avenir Next" w:eastAsia="Avenir Next"/>
           <w:i/>
           <w:color w:val="5A5F66"/>
-          <w:sz w:val="17"/>
+          <w:sz w:val="22"/>
           <w:szCs w:val="17"/>
         </w:rPr>
         <w:t xml:space="preserve">choose the best answer</w:t>
@@ -6345,54 +6357,54 @@
                       <w:rFonts w:ascii="Avenir Next" w:hAnsi="Avenir Next" w:cs="Avenir Next" w:eastAsia="Avenir Next"/>
                       <w:b/>
                       <w:color w:val="003A70"/>
+                      <w:sz w:val="22"/>
+                      <w:szCs w:val="21"/>
+                    </w:rPr>
+                    <w:t xml:space="preserve">A</w:t>
+                  </w:r>
+                  <w:r>
+                    <w:rPr>
+                      <w:rFonts w:ascii="Avenir Next" w:hAnsi="Avenir Next" w:cs="Avenir Next" w:eastAsia="Avenir Next"/>
+                      <w:color w:val="1A1A1A"/>
                       <w:sz w:val="21"/>
                       <w:szCs w:val="21"/>
                     </w:rPr>
-                    <w:t xml:space="preserve">A</w:t>
-                  </w:r>
-                  <w:r>
-                    <w:rPr>
-                      <w:rFonts w:ascii="Avenir Next" w:hAnsi="Avenir Next" w:cs="Avenir Next" w:eastAsia="Avenir Next"/>
-                      <w:color w:val="1A1A1A"/>
-                      <w:sz w:val="21"/>
+                    <w:tab/>
+                  </w:r>
+                  <w:r>
+                    <w:rPr>
+                      <w:rFonts w:ascii="Avenir Next" w:hAnsi="Avenir Next" w:cs="Avenir Next" w:eastAsia="Avenir Next"/>
+                      <w:i/>
+                      <w:color w:val="1A1A1A"/>
+                      <w:sz w:val="22"/>
                       <w:szCs w:val="21"/>
                     </w:rPr>
-                    <w:tab/>
+                    <w:t xml:space="preserve">c</w:t>
+                  </w:r>
+                  <w:r>
+                    <w:rPr>
+                      <w:rFonts w:ascii="Avenir Next" w:hAnsi="Avenir Next" w:cs="Avenir Next" w:eastAsia="Avenir Next"/>
+                      <w:color w:val="1A1A1A"/>
+                      <w:sz w:val="22"/>
+                      <w:szCs w:val="21"/>
+                    </w:rPr>
+                    <w:t xml:space="preserve"> = 40</w:t>
                   </w:r>
                   <w:r>
                     <w:rPr>
                       <w:rFonts w:ascii="Avenir Next" w:hAnsi="Avenir Next" w:cs="Avenir Next" w:eastAsia="Avenir Next"/>
                       <w:i/>
                       <w:color w:val="1A1A1A"/>
-                      <w:sz w:val="21"/>
+                      <w:sz w:val="22"/>
                       <w:szCs w:val="21"/>
                     </w:rPr>
-                    <w:t xml:space="preserve">c</w:t>
-                  </w:r>
-                  <w:r>
-                    <w:rPr>
-                      <w:rFonts w:ascii="Avenir Next" w:hAnsi="Avenir Next" w:cs="Avenir Next" w:eastAsia="Avenir Next"/>
-                      <w:color w:val="1A1A1A"/>
-                      <w:sz w:val="21"/>
-                      <w:szCs w:val="21"/>
-                    </w:rPr>
-                    <w:t xml:space="preserve"> = 40</w:t>
-                  </w:r>
-                  <w:r>
-                    <w:rPr>
-                      <w:rFonts w:ascii="Avenir Next" w:hAnsi="Avenir Next" w:cs="Avenir Next" w:eastAsia="Avenir Next"/>
-                      <w:i/>
-                      <w:color w:val="1A1A1A"/>
-                      <w:sz w:val="21"/>
-                      <w:szCs w:val="21"/>
-                    </w:rPr>
                     <w:t xml:space="preserve">h</w:t>
                   </w:r>
                   <w:r>
                     <w:rPr>
                       <w:rFonts w:ascii="Avenir Next" w:hAnsi="Avenir Next" w:cs="Avenir Next" w:eastAsia="Avenir Next"/>
                       <w:color w:val="1A1A1A"/>
-                      <w:sz w:val="21"/>
+                      <w:sz w:val="22"/>
                       <w:szCs w:val="21"/>
                     </w:rPr>
                     <w:t xml:space="preserve"> + 25</w:t>
@@ -6417,54 +6429,54 @@
                       <w:rFonts w:ascii="Avenir Next" w:hAnsi="Avenir Next" w:cs="Avenir Next" w:eastAsia="Avenir Next"/>
                       <w:b/>
                       <w:color w:val="003A70"/>
+                      <w:sz w:val="22"/>
+                      <w:szCs w:val="21"/>
+                    </w:rPr>
+                    <w:t xml:space="preserve">B</w:t>
+                  </w:r>
+                  <w:r>
+                    <w:rPr>
+                      <w:rFonts w:ascii="Avenir Next" w:hAnsi="Avenir Next" w:cs="Avenir Next" w:eastAsia="Avenir Next"/>
+                      <w:color w:val="1A1A1A"/>
                       <w:sz w:val="21"/>
                       <w:szCs w:val="21"/>
                     </w:rPr>
-                    <w:t xml:space="preserve">B</w:t>
-                  </w:r>
-                  <w:r>
-                    <w:rPr>
-                      <w:rFonts w:ascii="Avenir Next" w:hAnsi="Avenir Next" w:cs="Avenir Next" w:eastAsia="Avenir Next"/>
-                      <w:color w:val="1A1A1A"/>
-                      <w:sz w:val="21"/>
+                    <w:tab/>
+                  </w:r>
+                  <w:r>
+                    <w:rPr>
+                      <w:rFonts w:ascii="Avenir Next" w:hAnsi="Avenir Next" w:cs="Avenir Next" w:eastAsia="Avenir Next"/>
+                      <w:i/>
+                      <w:color w:val="1A1A1A"/>
+                      <w:sz w:val="22"/>
                       <w:szCs w:val="21"/>
                     </w:rPr>
-                    <w:tab/>
+                    <w:t xml:space="preserve">c</w:t>
+                  </w:r>
+                  <w:r>
+                    <w:rPr>
+                      <w:rFonts w:ascii="Avenir Next" w:hAnsi="Avenir Next" w:cs="Avenir Next" w:eastAsia="Avenir Next"/>
+                      <w:color w:val="1A1A1A"/>
+                      <w:sz w:val="22"/>
+                      <w:szCs w:val="21"/>
+                    </w:rPr>
+                    <w:t xml:space="preserve"> = 25</w:t>
                   </w:r>
                   <w:r>
                     <w:rPr>
                       <w:rFonts w:ascii="Avenir Next" w:hAnsi="Avenir Next" w:cs="Avenir Next" w:eastAsia="Avenir Next"/>
                       <w:i/>
                       <w:color w:val="1A1A1A"/>
-                      <w:sz w:val="21"/>
+                      <w:sz w:val="22"/>
                       <w:szCs w:val="21"/>
                     </w:rPr>
-                    <w:t xml:space="preserve">c</w:t>
-                  </w:r>
-                  <w:r>
-                    <w:rPr>
-                      <w:rFonts w:ascii="Avenir Next" w:hAnsi="Avenir Next" w:cs="Avenir Next" w:eastAsia="Avenir Next"/>
-                      <w:color w:val="1A1A1A"/>
-                      <w:sz w:val="21"/>
-                      <w:szCs w:val="21"/>
-                    </w:rPr>
-                    <w:t xml:space="preserve"> = 25</w:t>
-                  </w:r>
-                  <w:r>
-                    <w:rPr>
-                      <w:rFonts w:ascii="Avenir Next" w:hAnsi="Avenir Next" w:cs="Avenir Next" w:eastAsia="Avenir Next"/>
-                      <w:i/>
-                      <w:color w:val="1A1A1A"/>
-                      <w:sz w:val="21"/>
-                      <w:szCs w:val="21"/>
-                    </w:rPr>
                     <w:t xml:space="preserve">h</w:t>
                   </w:r>
                   <w:r>
                     <w:rPr>
                       <w:rFonts w:ascii="Avenir Next" w:hAnsi="Avenir Next" w:cs="Avenir Next" w:eastAsia="Avenir Next"/>
                       <w:color w:val="1A1A1A"/>
-                      <w:sz w:val="21"/>
+                      <w:sz w:val="22"/>
                       <w:szCs w:val="21"/>
                     </w:rPr>
                     <w:t xml:space="preserve"> + 40</w:t>
@@ -6489,45 +6501,45 @@
                       <w:rFonts w:ascii="Avenir Next" w:hAnsi="Avenir Next" w:cs="Avenir Next" w:eastAsia="Avenir Next"/>
                       <w:b/>
                       <w:color w:val="003A70"/>
+                      <w:sz w:val="22"/>
+                      <w:szCs w:val="21"/>
+                    </w:rPr>
+                    <w:t xml:space="preserve">C</w:t>
+                  </w:r>
+                  <w:r>
+                    <w:rPr>
+                      <w:rFonts w:ascii="Avenir Next" w:hAnsi="Avenir Next" w:cs="Avenir Next" w:eastAsia="Avenir Next"/>
+                      <w:color w:val="1A1A1A"/>
                       <w:sz w:val="21"/>
                       <w:szCs w:val="21"/>
                     </w:rPr>
-                    <w:t xml:space="preserve">C</w:t>
-                  </w:r>
-                  <w:r>
-                    <w:rPr>
-                      <w:rFonts w:ascii="Avenir Next" w:hAnsi="Avenir Next" w:cs="Avenir Next" w:eastAsia="Avenir Next"/>
-                      <w:color w:val="1A1A1A"/>
-                      <w:sz w:val="21"/>
+                    <w:tab/>
+                  </w:r>
+                  <w:r>
+                    <w:rPr>
+                      <w:rFonts w:ascii="Avenir Next" w:hAnsi="Avenir Next" w:cs="Avenir Next" w:eastAsia="Avenir Next"/>
+                      <w:i/>
+                      <w:color w:val="1A1A1A"/>
+                      <w:sz w:val="22"/>
                       <w:szCs w:val="21"/>
                     </w:rPr>
-                    <w:tab/>
+                    <w:t xml:space="preserve">c</w:t>
+                  </w:r>
+                  <w:r>
+                    <w:rPr>
+                      <w:rFonts w:ascii="Avenir Next" w:hAnsi="Avenir Next" w:cs="Avenir Next" w:eastAsia="Avenir Next"/>
+                      <w:color w:val="1A1A1A"/>
+                      <w:sz w:val="22"/>
+                      <w:szCs w:val="21"/>
+                    </w:rPr>
+                    <w:t xml:space="preserve"> = 65</w:t>
                   </w:r>
                   <w:r>
                     <w:rPr>
                       <w:rFonts w:ascii="Avenir Next" w:hAnsi="Avenir Next" w:cs="Avenir Next" w:eastAsia="Avenir Next"/>
                       <w:i/>
                       <w:color w:val="1A1A1A"/>
-                      <w:sz w:val="21"/>
-                      <w:szCs w:val="21"/>
-                    </w:rPr>
-                    <w:t xml:space="preserve">c</w:t>
-                  </w:r>
-                  <w:r>
-                    <w:rPr>
-                      <w:rFonts w:ascii="Avenir Next" w:hAnsi="Avenir Next" w:cs="Avenir Next" w:eastAsia="Avenir Next"/>
-                      <w:color w:val="1A1A1A"/>
-                      <w:sz w:val="21"/>
-                      <w:szCs w:val="21"/>
-                    </w:rPr>
-                    <w:t xml:space="preserve"> = 65</w:t>
-                  </w:r>
-                  <w:r>
-                    <w:rPr>
-                      <w:rFonts w:ascii="Avenir Next" w:hAnsi="Avenir Next" w:cs="Avenir Next" w:eastAsia="Avenir Next"/>
-                      <w:i/>
-                      <w:color w:val="1A1A1A"/>
-                      <w:sz w:val="21"/>
+                      <w:sz w:val="22"/>
                       <w:szCs w:val="21"/>
                     </w:rPr>
                     <w:t xml:space="preserve">h</w:t>
@@ -6552,45 +6564,45 @@
                       <w:rFonts w:ascii="Avenir Next" w:hAnsi="Avenir Next" w:cs="Avenir Next" w:eastAsia="Avenir Next"/>
                       <w:b/>
                       <w:color w:val="003A70"/>
+                      <w:sz w:val="22"/>
+                      <w:szCs w:val="21"/>
+                    </w:rPr>
+                    <w:t xml:space="preserve">D</w:t>
+                  </w:r>
+                  <w:r>
+                    <w:rPr>
+                      <w:rFonts w:ascii="Avenir Next" w:hAnsi="Avenir Next" w:cs="Avenir Next" w:eastAsia="Avenir Next"/>
+                      <w:color w:val="1A1A1A"/>
                       <w:sz w:val="21"/>
                       <w:szCs w:val="21"/>
                     </w:rPr>
-                    <w:t xml:space="preserve">D</w:t>
-                  </w:r>
-                  <w:r>
-                    <w:rPr>
-                      <w:rFonts w:ascii="Avenir Next" w:hAnsi="Avenir Next" w:cs="Avenir Next" w:eastAsia="Avenir Next"/>
-                      <w:color w:val="1A1A1A"/>
-                      <w:sz w:val="21"/>
+                    <w:tab/>
+                  </w:r>
+                  <w:r>
+                    <w:rPr>
+                      <w:rFonts w:ascii="Avenir Next" w:hAnsi="Avenir Next" w:cs="Avenir Next" w:eastAsia="Avenir Next"/>
+                      <w:i/>
+                      <w:color w:val="1A1A1A"/>
+                      <w:sz w:val="22"/>
                       <w:szCs w:val="21"/>
                     </w:rPr>
-                    <w:tab/>
+                    <w:t xml:space="preserve">c</w:t>
+                  </w:r>
+                  <w:r>
+                    <w:rPr>
+                      <w:rFonts w:ascii="Avenir Next" w:hAnsi="Avenir Next" w:cs="Avenir Next" w:eastAsia="Avenir Next"/>
+                      <w:color w:val="1A1A1A"/>
+                      <w:sz w:val="22"/>
+                      <w:szCs w:val="21"/>
+                    </w:rPr>
+                    <w:t xml:space="preserve"> = 25</w:t>
                   </w:r>
                   <w:r>
                     <w:rPr>
                       <w:rFonts w:ascii="Avenir Next" w:hAnsi="Avenir Next" w:cs="Avenir Next" w:eastAsia="Avenir Next"/>
                       <w:i/>
                       <w:color w:val="1A1A1A"/>
-                      <w:sz w:val="21"/>
-                      <w:szCs w:val="21"/>
-                    </w:rPr>
-                    <w:t xml:space="preserve">c</w:t>
-                  </w:r>
-                  <w:r>
-                    <w:rPr>
-                      <w:rFonts w:ascii="Avenir Next" w:hAnsi="Avenir Next" w:cs="Avenir Next" w:eastAsia="Avenir Next"/>
-                      <w:color w:val="1A1A1A"/>
-                      <w:sz w:val="21"/>
-                      <w:szCs w:val="21"/>
-                    </w:rPr>
-                    <w:t xml:space="preserve"> = 25</w:t>
-                  </w:r>
-                  <w:r>
-                    <w:rPr>
-                      <w:rFonts w:ascii="Avenir Next" w:hAnsi="Avenir Next" w:cs="Avenir Next" w:eastAsia="Avenir Next"/>
-                      <w:i/>
-                      <w:color w:val="1A1A1A"/>
-                      <w:sz w:val="21"/>
+                      <w:sz w:val="22"/>
                       <w:szCs w:val="21"/>
                     </w:rPr>
                     <w:t xml:space="preserve">h</w:t>
@@ -6774,25 +6786,25 @@
                       <w:rFonts w:ascii="Avenir Next" w:hAnsi="Avenir Next" w:cs="Avenir Next" w:eastAsia="Avenir Next"/>
                       <w:b/>
                       <w:color w:val="003A70"/>
+                      <w:sz w:val="22"/>
+                      <w:szCs w:val="21"/>
+                    </w:rPr>
+                    <w:t xml:space="preserve">A</w:t>
+                  </w:r>
+                  <w:r>
+                    <w:rPr>
+                      <w:rFonts w:ascii="Avenir Next" w:hAnsi="Avenir Next" w:cs="Avenir Next" w:eastAsia="Avenir Next"/>
+                      <w:color w:val="1A1A1A"/>
                       <w:sz w:val="21"/>
                       <w:szCs w:val="21"/>
                     </w:rPr>
-                    <w:t xml:space="preserve">A</w:t>
-                  </w:r>
-                  <w:r>
-                    <w:rPr>
-                      <w:rFonts w:ascii="Avenir Next" w:hAnsi="Avenir Next" w:cs="Avenir Next" w:eastAsia="Avenir Next"/>
-                      <w:color w:val="1A1A1A"/>
-                      <w:sz w:val="21"/>
-                      <w:szCs w:val="21"/>
-                    </w:rPr>
                     <w:tab/>
                   </w:r>
                   <w:r>
                     <w:rPr>
                       <w:rFonts w:ascii="Avenir Next" w:hAnsi="Avenir Next" w:cs="Avenir Next" w:eastAsia="Avenir Next"/>
                       <w:color w:val="1A1A1A"/>
-                      <w:sz w:val="21"/>
+                      <w:sz w:val="22"/>
                       <w:szCs w:val="21"/>
                     </w:rPr>
                     <w:t xml:space="preserve">3 cans per box, 12 boxes</w:t>
@@ -6817,25 +6829,25 @@
                       <w:rFonts w:ascii="Avenir Next" w:hAnsi="Avenir Next" w:cs="Avenir Next" w:eastAsia="Avenir Next"/>
                       <w:b/>
                       <w:color w:val="003A70"/>
+                      <w:sz w:val="22"/>
+                      <w:szCs w:val="21"/>
+                    </w:rPr>
+                    <w:t xml:space="preserve">B</w:t>
+                  </w:r>
+                  <w:r>
+                    <w:rPr>
+                      <w:rFonts w:ascii="Avenir Next" w:hAnsi="Avenir Next" w:cs="Avenir Next" w:eastAsia="Avenir Next"/>
+                      <w:color w:val="1A1A1A"/>
                       <w:sz w:val="21"/>
                       <w:szCs w:val="21"/>
                     </w:rPr>
-                    <w:t xml:space="preserve">B</w:t>
-                  </w:r>
-                  <w:r>
-                    <w:rPr>
-                      <w:rFonts w:ascii="Avenir Next" w:hAnsi="Avenir Next" w:cs="Avenir Next" w:eastAsia="Avenir Next"/>
-                      <w:color w:val="1A1A1A"/>
-                      <w:sz w:val="21"/>
-                      <w:szCs w:val="21"/>
-                    </w:rPr>
                     <w:tab/>
                   </w:r>
                   <w:r>
                     <w:rPr>
                       <w:rFonts w:ascii="Avenir Next" w:hAnsi="Avenir Next" w:cs="Avenir Next" w:eastAsia="Avenir Next"/>
                       <w:color w:val="1A1A1A"/>
-                      <w:sz w:val="21"/>
+                      <w:sz w:val="22"/>
                       <w:szCs w:val="21"/>
                     </w:rPr>
                     <w:t xml:space="preserve">Start with $3, earn $12 per hour</w:t>
@@ -6865,25 +6877,25 @@
                       <w:rFonts w:ascii="Avenir Next" w:hAnsi="Avenir Next" w:cs="Avenir Next" w:eastAsia="Avenir Next"/>
                       <w:b/>
                       <w:color w:val="003A70"/>
+                      <w:sz w:val="22"/>
+                      <w:szCs w:val="21"/>
+                    </w:rPr>
+                    <w:t xml:space="preserve">C</w:t>
+                  </w:r>
+                  <w:r>
+                    <w:rPr>
+                      <w:rFonts w:ascii="Avenir Next" w:hAnsi="Avenir Next" w:cs="Avenir Next" w:eastAsia="Avenir Next"/>
+                      <w:color w:val="1A1A1A"/>
                       <w:sz w:val="21"/>
                       <w:szCs w:val="21"/>
                     </w:rPr>
-                    <w:t xml:space="preserve">C</w:t>
-                  </w:r>
-                  <w:r>
-                    <w:rPr>
-                      <w:rFonts w:ascii="Avenir Next" w:hAnsi="Avenir Next" w:cs="Avenir Next" w:eastAsia="Avenir Next"/>
-                      <w:color w:val="1A1A1A"/>
-                      <w:sz w:val="21"/>
-                      <w:szCs w:val="21"/>
-                    </w:rPr>
                     <w:tab/>
                   </w:r>
                   <w:r>
                     <w:rPr>
                       <w:rFonts w:ascii="Avenir Next" w:hAnsi="Avenir Next" w:cs="Avenir Next" w:eastAsia="Avenir Next"/>
                       <w:color w:val="1A1A1A"/>
-                      <w:sz w:val="21"/>
+                      <w:sz w:val="22"/>
                       <w:szCs w:val="21"/>
                     </w:rPr>
                     <w:t xml:space="preserve">Start with 12 gal, add 3 gal per min</w:t>
@@ -6908,25 +6920,25 @@
                       <w:rFonts w:ascii="Avenir Next" w:hAnsi="Avenir Next" w:cs="Avenir Next" w:eastAsia="Avenir Next"/>
                       <w:b/>
                       <w:color w:val="003A70"/>
+                      <w:sz w:val="22"/>
+                      <w:szCs w:val="21"/>
+                    </w:rPr>
+                    <w:t xml:space="preserve">D</w:t>
+                  </w:r>
+                  <w:r>
+                    <w:rPr>
+                      <w:rFonts w:ascii="Avenir Next" w:hAnsi="Avenir Next" w:cs="Avenir Next" w:eastAsia="Avenir Next"/>
+                      <w:color w:val="1A1A1A"/>
                       <w:sz w:val="21"/>
                       <w:szCs w:val="21"/>
                     </w:rPr>
-                    <w:t xml:space="preserve">D</w:t>
-                  </w:r>
-                  <w:r>
-                    <w:rPr>
-                      <w:rFonts w:ascii="Avenir Next" w:hAnsi="Avenir Next" w:cs="Avenir Next" w:eastAsia="Avenir Next"/>
-                      <w:color w:val="1A1A1A"/>
-                      <w:sz w:val="21"/>
-                      <w:szCs w:val="21"/>
-                    </w:rPr>
                     <w:tab/>
                   </w:r>
                   <w:r>
                     <w:rPr>
                       <w:rFonts w:ascii="Avenir Next" w:hAnsi="Avenir Next" w:cs="Avenir Next" w:eastAsia="Avenir Next"/>
                       <w:color w:val="1A1A1A"/>
-                      <w:sz w:val="21"/>
+                      <w:sz w:val="22"/>
                       <w:szCs w:val="21"/>
                     </w:rPr>
                     <w:t xml:space="preserve">$12 for 3 people</w:t>
@@ -6992,6 +7004,7 @@
           </w:tcPr>
           <w:p>
             <w:pPr>
+              <w:pStyle w:val="Heading2"/>
               <w:spacing w:before="0" w:after="0" w:line="240" w:lineRule="auto"/>
             </w:pPr>
             <w:r>
@@ -7029,7 +7042,7 @@
               <w:rPr>
                 <w:rFonts w:ascii="Avenir Next" w:hAnsi="Avenir Next" w:cs="Avenir Next" w:eastAsia="Avenir Next"/>
                 <w:color w:val="1A1A1A"/>
-                <w:sz w:val="17"/>
+                <w:sz w:val="22"/>
                 <w:szCs w:val="17"/>
               </w:rPr>
               <w:t xml:space="preserve">  I can do this on my own</w:t>
@@ -7058,7 +7071,7 @@
               <w:rPr>
                 <w:rFonts w:ascii="Avenir Next" w:hAnsi="Avenir Next" w:cs="Avenir Next" w:eastAsia="Avenir Next"/>
                 <w:color w:val="1A1A1A"/>
-                <w:sz w:val="17"/>
+                <w:sz w:val="22"/>
                 <w:szCs w:val="17"/>
               </w:rPr>
               <w:t xml:space="preserve">  I need a little help</w:t>
@@ -7087,7 +7100,7 @@
               <w:rPr>
                 <w:rFonts w:ascii="Avenir Next" w:hAnsi="Avenir Next" w:cs="Avenir Next" w:eastAsia="Avenir Next"/>
                 <w:color w:val="1A1A1A"/>
-                <w:sz w:val="17"/>
+                <w:sz w:val="22"/>
                 <w:szCs w:val="17"/>
               </w:rPr>
               <w:t xml:space="preserve">  I have a question about #</w:t>
@@ -7194,7 +7207,106 @@
               <w:sz w:val="15"/>
               <w:szCs w:val="15"/>
             </w:rPr>
-            <w:t xml:space="preserve">Lesson 9-3  ·  Homework Packet  ·  Level 1</w:t>
+            <w:t xml:space="preserve">9-3 · Page </w:t>
+          </w:r>
+          <w:r>
+            <w:rPr>
+              <w:rFonts w:ascii="Avenir Next" w:hAnsi="Avenir Next" w:cs="Avenir Next" w:eastAsia="Avenir Next"/>
+              <w:color w:val="5A5F66"/>
+              <w:sz w:val="15"/>
+              <w:szCs w:val="15"/>
+            </w:rPr>
+            <w:fldChar w:fldCharType="begin"/>
+          </w:r>
+          <w:r>
+            <w:rPr>
+              <w:rFonts w:ascii="Avenir Next" w:hAnsi="Avenir Next" w:cs="Avenir Next" w:eastAsia="Avenir Next"/>
+              <w:color w:val="5A5F66"/>
+              <w:sz w:val="15"/>
+              <w:szCs w:val="15"/>
+            </w:rPr>
+            <w:instrText xml:space="preserve"> PAGE </w:instrText>
+          </w:r>
+          <w:r>
+            <w:rPr>
+              <w:rFonts w:ascii="Avenir Next" w:hAnsi="Avenir Next" w:cs="Avenir Next" w:eastAsia="Avenir Next"/>
+              <w:color w:val="5A5F66"/>
+              <w:sz w:val="15"/>
+              <w:szCs w:val="15"/>
+            </w:rPr>
+            <w:fldChar w:fldCharType="separate"/>
+          </w:r>
+          <w:r>
+            <w:rPr>
+              <w:rFonts w:ascii="Avenir Next" w:hAnsi="Avenir Next" w:cs="Avenir Next" w:eastAsia="Avenir Next"/>
+              <w:color w:val="5A5F66"/>
+              <w:sz w:val="15"/>
+              <w:szCs w:val="15"/>
+            </w:rPr>
+            <w:t xml:space="preserve">1</w:t>
+          </w:r>
+          <w:r>
+            <w:rPr>
+              <w:rFonts w:ascii="Avenir Next" w:hAnsi="Avenir Next" w:cs="Avenir Next" w:eastAsia="Avenir Next"/>
+              <w:color w:val="5A5F66"/>
+              <w:sz w:val="15"/>
+              <w:szCs w:val="15"/>
+            </w:rPr>
+            <w:fldChar w:fldCharType="end"/>
+          </w:r>
+          <w:r>
+            <w:rPr>
+              <w:rFonts w:ascii="Avenir Next" w:hAnsi="Avenir Next" w:cs="Avenir Next" w:eastAsia="Avenir Next"/>
+              <w:color w:val="5A5F66"/>
+              <w:sz w:val="15"/>
+              <w:szCs w:val="15"/>
+            </w:rPr>
+            <w:t xml:space="preserve"> of </w:t>
+          </w:r>
+          <w:r>
+            <w:rPr>
+              <w:rFonts w:ascii="Avenir Next" w:hAnsi="Avenir Next" w:cs="Avenir Next" w:eastAsia="Avenir Next"/>
+              <w:color w:val="5A5F66"/>
+              <w:sz w:val="15"/>
+              <w:szCs w:val="15"/>
+            </w:rPr>
+            <w:fldChar w:fldCharType="begin"/>
+          </w:r>
+          <w:r>
+            <w:rPr>
+              <w:rFonts w:ascii="Avenir Next" w:hAnsi="Avenir Next" w:cs="Avenir Next" w:eastAsia="Avenir Next"/>
+              <w:color w:val="5A5F66"/>
+              <w:sz w:val="15"/>
+              <w:szCs w:val="15"/>
+            </w:rPr>
+            <w:instrText xml:space="preserve"> NUMPAGES </w:instrText>
+          </w:r>
+          <w:r>
+            <w:rPr>
+              <w:rFonts w:ascii="Avenir Next" w:hAnsi="Avenir Next" w:cs="Avenir Next" w:eastAsia="Avenir Next"/>
+              <w:color w:val="5A5F66"/>
+              <w:sz w:val="15"/>
+              <w:szCs w:val="15"/>
+            </w:rPr>
+            <w:fldChar w:fldCharType="separate"/>
+          </w:r>
+          <w:r>
+            <w:rPr>
+              <w:rFonts w:ascii="Avenir Next" w:hAnsi="Avenir Next" w:cs="Avenir Next" w:eastAsia="Avenir Next"/>
+              <w:color w:val="5A5F66"/>
+              <w:sz w:val="15"/>
+              <w:szCs w:val="15"/>
+            </w:rPr>
+            <w:t xml:space="preserve">1</w:t>
+          </w:r>
+          <w:r>
+            <w:rPr>
+              <w:rFonts w:ascii="Avenir Next" w:hAnsi="Avenir Next" w:cs="Avenir Next" w:eastAsia="Avenir Next"/>
+              <w:color w:val="5A5F66"/>
+              <w:sz w:val="15"/>
+              <w:szCs w:val="15"/>
+            </w:rPr>
+            <w:fldChar w:fldCharType="end"/>
           </w:r>
         </w:p>
       </w:tc>
@@ -7237,5 +7349,23 @@
       </w:tblCellMar>
     </w:tblPr>
   </w:style>
+  <w:style w:type="paragraph" w:styleId="Heading1">
+    <w:name w:val="heading 1"/>
+    <w:basedOn w:val="Normal"/>
+    <w:pPr>
+      <w:outlineLvl w:val="0"/>
+      <w:keepNext w:val="0"/>
+      <w:keepLines w:val="0"/>
+    </w:pPr>
+  </w:style>
+  <w:style w:type="paragraph" w:styleId="Heading2">
+    <w:name w:val="heading 2"/>
+    <w:basedOn w:val="Normal"/>
+    <w:pPr>
+      <w:outlineLvl w:val="1"/>
+      <w:keepNext w:val="0"/>
+      <w:keepLines w:val="0"/>
+    </w:pPr>
+  </w:style>
 </w:styles>
 </file>